--- a/MANUAL-USUARIO.docx
+++ b/MANUAL-USUARIO.docx
@@ -129,8 +129,20 @@
           <w:sz w:val="18"/>
           <w:szCs w:val="18"/>
         </w:rPr>
-        <w:t>Documento controlado del SIG · Turinza</w:t>
-      </w:r>
+        <w:t xml:space="preserve">Documento controlado del SIG · </w:t>
+      </w:r>
+      <w:proofErr w:type="spellStart"/>
+      <w:r>
+        <w:rPr>
+          <w:i/>
+          <w:iCs/>
+          <w:color w:val="4A6570"/>
+          <w:sz w:val="18"/>
+          <w:szCs w:val="18"/>
+        </w:rPr>
+        <w:t>Turinza</w:t>
+      </w:r>
+      <w:proofErr w:type="spellEnd"/>
     </w:p>
     <w:p>
       <w:r>
@@ -177,7 +189,21 @@
         <w:rPr>
           <w:color w:val="14313D"/>
         </w:rPr>
-        <w:t xml:space="preserve"> que Turinza diligencia con cada cliente logístico, más un </w:t>
+        <w:t xml:space="preserve"> que </w:t>
+      </w:r>
+      <w:proofErr w:type="spellStart"/>
+      <w:r>
+        <w:rPr>
+          <w:color w:val="14313D"/>
+        </w:rPr>
+        <w:t>Turinza</w:t>
+      </w:r>
+      <w:proofErr w:type="spellEnd"/>
+      <w:r>
+        <w:rPr>
+          <w:color w:val="14313D"/>
+        </w:rPr>
+        <w:t xml:space="preserve"> diligencia con cada cliente logístico, más un </w:t>
       </w:r>
       <w:r>
         <w:rPr>
@@ -191,7 +217,21 @@
         <w:rPr>
           <w:color w:val="14313D"/>
         </w:rPr>
-        <w:t xml:space="preserve"> donde el equipo de Turinza revisa lo enviado y completa los datos que le corresponden a la compañía (no al cliente).</w:t>
+        <w:t xml:space="preserve"> donde el equipo de </w:t>
+      </w:r>
+      <w:proofErr w:type="spellStart"/>
+      <w:r>
+        <w:rPr>
+          <w:color w:val="14313D"/>
+        </w:rPr>
+        <w:t>Turinza</w:t>
+      </w:r>
+      <w:proofErr w:type="spellEnd"/>
+      <w:r>
+        <w:rPr>
+          <w:color w:val="14313D"/>
+        </w:rPr>
+        <w:t xml:space="preserve"> revisa lo enviado y completa los datos que le corresponden a la compañía (no al cliente).</w:t>
       </w:r>
     </w:p>
     <w:p>
@@ -228,12 +268,6 @@
         <w:gridCol w:w="2884"/>
       </w:tblGrid>
       <w:tr>
-        <w:tblPrEx>
-          <w:tblCellMar>
-            <w:top w:w="0" w:type="dxa"/>
-            <w:bottom w:w="0" w:type="dxa"/>
-          </w:tblCellMar>
-        </w:tblPrEx>
         <w:trPr>
           <w:tblHeader/>
         </w:trPr>
@@ -308,18 +342,24 @@
                 <w:sz w:val="19"/>
                 <w:szCs w:val="19"/>
               </w:rPr>
-              <w:t>Necesita login</w:t>
-            </w:r>
+              <w:t xml:space="preserve">Necesita </w:t>
+            </w:r>
+            <w:proofErr w:type="spellStart"/>
+            <w:r>
+              <w:rPr>
+                <w:b/>
+                <w:bCs/>
+                <w:color w:val="FFFFFF"/>
+                <w:sz w:val="19"/>
+                <w:szCs w:val="19"/>
+              </w:rPr>
+              <w:t>login</w:t>
+            </w:r>
+            <w:proofErr w:type="spellEnd"/>
           </w:p>
         </w:tc>
       </w:tr>
       <w:tr>
-        <w:tblPrEx>
-          <w:tblCellMar>
-            <w:top w:w="0" w:type="dxa"/>
-            <w:bottom w:w="0" w:type="dxa"/>
-          </w:tblCellMar>
-        </w:tblPrEx>
         <w:tc>
           <w:tcPr>
             <w:tcW w:w="0" w:type="auto"/>
@@ -391,12 +431,6 @@
         </w:tc>
       </w:tr>
       <w:tr>
-        <w:tblPrEx>
-          <w:tblCellMar>
-            <w:top w:w="0" w:type="dxa"/>
-            <w:bottom w:w="0" w:type="dxa"/>
-          </w:tblCellMar>
-        </w:tblPrEx>
         <w:tc>
           <w:tcPr>
             <w:tcW w:w="0" w:type="auto"/>
@@ -416,7 +450,25 @@
                 <w:sz w:val="19"/>
                 <w:szCs w:val="19"/>
               </w:rPr>
-              <w:t>Administrador (Turinza)</w:t>
+              <w:t>Administrador (</w:t>
+            </w:r>
+            <w:proofErr w:type="spellStart"/>
+            <w:r>
+              <w:rPr>
+                <w:color w:val="14313D"/>
+                <w:sz w:val="19"/>
+                <w:szCs w:val="19"/>
+              </w:rPr>
+              <w:t>Turinza</w:t>
+            </w:r>
+            <w:proofErr w:type="spellEnd"/>
+            <w:r>
+              <w:rPr>
+                <w:color w:val="14313D"/>
+                <w:sz w:val="19"/>
+                <w:szCs w:val="19"/>
+              </w:rPr>
+              <w:t>)</w:t>
             </w:r>
           </w:p>
         </w:tc>
@@ -439,7 +491,25 @@
                 <w:sz w:val="19"/>
                 <w:szCs w:val="19"/>
               </w:rPr>
-              <w:t>/dashboard — panel interno</w:t>
+              <w:t>/</w:t>
+            </w:r>
+            <w:proofErr w:type="spellStart"/>
+            <w:r>
+              <w:rPr>
+                <w:color w:val="14313D"/>
+                <w:sz w:val="19"/>
+                <w:szCs w:val="19"/>
+              </w:rPr>
+              <w:t>dashboard</w:t>
+            </w:r>
+            <w:proofErr w:type="spellEnd"/>
+            <w:r>
+              <w:rPr>
+                <w:color w:val="14313D"/>
+                <w:sz w:val="19"/>
+                <w:szCs w:val="19"/>
+              </w:rPr>
+              <w:t xml:space="preserve"> — panel interno</w:t>
             </w:r>
           </w:p>
         </w:tc>
@@ -544,6 +614,9 @@
         <w:jc w:val="center"/>
       </w:pPr>
       <w:r>
+        <w:rPr>
+          <w:noProof/>
+        </w:rPr>
         <w:drawing>
           <wp:inline distT="0" distB="0" distL="0" distR="0" wp14:anchorId="64153732" wp14:editId="1596B1A2">
             <wp:extent cx="5705475" cy="2552944"/>
@@ -902,7 +975,21 @@
         <w:rPr>
           <w:color w:val="14313D"/>
         </w:rPr>
-        <w:t>El borrador no es visible para otros usuarios ni para Turinza — vive solo en ese navegador hasta que se envía el formulario.</w:t>
+        <w:t xml:space="preserve">El borrador no es visible para otros usuarios ni para </w:t>
+      </w:r>
+      <w:proofErr w:type="spellStart"/>
+      <w:r>
+        <w:rPr>
+          <w:color w:val="14313D"/>
+        </w:rPr>
+        <w:t>Turinza</w:t>
+      </w:r>
+      <w:proofErr w:type="spellEnd"/>
+      <w:r>
+        <w:rPr>
+          <w:color w:val="14313D"/>
+        </w:rPr>
+        <w:t xml:space="preserve"> — vive solo en ese navegador hasta que se envía el formulario.</w:t>
       </w:r>
     </w:p>
     <w:p>
@@ -952,6 +1039,7 @@
         <w:rPr>
           <w:b/>
           <w:bCs/>
+          <w:noProof/>
           <w:color w:val="00699A"/>
         </w:rPr>
         <w:drawing>
@@ -1039,12 +1127,6 @@
         <w:gridCol w:w="4711"/>
       </w:tblGrid>
       <w:tr>
-        <w:tblPrEx>
-          <w:tblCellMar>
-            <w:top w:w="0" w:type="dxa"/>
-            <w:bottom w:w="0" w:type="dxa"/>
-          </w:tblCellMar>
-        </w:tblPrEx>
         <w:trPr>
           <w:tblHeader/>
         </w:trPr>
@@ -1150,12 +1232,6 @@
         </w:tc>
       </w:tr>
       <w:tr>
-        <w:tblPrEx>
-          <w:tblCellMar>
-            <w:top w:w="0" w:type="dxa"/>
-            <w:bottom w:w="0" w:type="dxa"/>
-          </w:tblCellMar>
-        </w:tblPrEx>
         <w:tc>
           <w:tcPr>
             <w:tcW w:w="0" w:type="auto"/>
@@ -1241,12 +1317,6 @@
         </w:tc>
       </w:tr>
       <w:tr>
-        <w:tblPrEx>
-          <w:tblCellMar>
-            <w:top w:w="0" w:type="dxa"/>
-            <w:bottom w:w="0" w:type="dxa"/>
-          </w:tblCellMar>
-        </w:tblPrEx>
         <w:tc>
           <w:tcPr>
             <w:tcW w:w="0" w:type="auto"/>
@@ -1332,12 +1402,6 @@
         </w:tc>
       </w:tr>
       <w:tr>
-        <w:tblPrEx>
-          <w:tblCellMar>
-            <w:top w:w="0" w:type="dxa"/>
-            <w:bottom w:w="0" w:type="dxa"/>
-          </w:tblCellMar>
-        </w:tblPrEx>
         <w:tc>
           <w:tcPr>
             <w:tcW w:w="0" w:type="auto"/>
@@ -1423,12 +1487,6 @@
         </w:tc>
       </w:tr>
       <w:tr>
-        <w:tblPrEx>
-          <w:tblCellMar>
-            <w:top w:w="0" w:type="dxa"/>
-            <w:bottom w:w="0" w:type="dxa"/>
-          </w:tblCellMar>
-        </w:tblPrEx>
         <w:tc>
           <w:tcPr>
             <w:tcW w:w="0" w:type="auto"/>
@@ -1523,12 +1581,6 @@
         </w:tc>
       </w:tr>
       <w:tr>
-        <w:tblPrEx>
-          <w:tblCellMar>
-            <w:top w:w="0" w:type="dxa"/>
-            <w:bottom w:w="0" w:type="dxa"/>
-          </w:tblCellMar>
-        </w:tblPrEx>
         <w:tc>
           <w:tcPr>
             <w:tcW w:w="0" w:type="auto"/>
@@ -1623,12 +1675,6 @@
         </w:tc>
       </w:tr>
       <w:tr>
-        <w:tblPrEx>
-          <w:tblCellMar>
-            <w:top w:w="0" w:type="dxa"/>
-            <w:bottom w:w="0" w:type="dxa"/>
-          </w:tblCellMar>
-        </w:tblPrEx>
         <w:tc>
           <w:tcPr>
             <w:tcW w:w="0" w:type="auto"/>
@@ -1723,12 +1769,6 @@
         </w:tc>
       </w:tr>
       <w:tr>
-        <w:tblPrEx>
-          <w:tblCellMar>
-            <w:top w:w="0" w:type="dxa"/>
-            <w:bottom w:w="0" w:type="dxa"/>
-          </w:tblCellMar>
-        </w:tblPrEx>
         <w:tc>
           <w:tcPr>
             <w:tcW w:w="0" w:type="auto"/>
@@ -1823,12 +1863,6 @@
         </w:tc>
       </w:tr>
       <w:tr>
-        <w:tblPrEx>
-          <w:tblCellMar>
-            <w:top w:w="0" w:type="dxa"/>
-            <w:bottom w:w="0" w:type="dxa"/>
-          </w:tblCellMar>
-        </w:tblPrEx>
         <w:tc>
           <w:tcPr>
             <w:tcW w:w="0" w:type="auto"/>
@@ -1914,12 +1948,6 @@
         </w:tc>
       </w:tr>
       <w:tr>
-        <w:tblPrEx>
-          <w:tblCellMar>
-            <w:top w:w="0" w:type="dxa"/>
-            <w:bottom w:w="0" w:type="dxa"/>
-          </w:tblCellMar>
-        </w:tblPrEx>
         <w:tc>
           <w:tcPr>
             <w:tcW w:w="0" w:type="auto"/>
@@ -2005,12 +2033,6 @@
         </w:tc>
       </w:tr>
       <w:tr>
-        <w:tblPrEx>
-          <w:tblCellMar>
-            <w:top w:w="0" w:type="dxa"/>
-            <w:bottom w:w="0" w:type="dxa"/>
-          </w:tblCellMar>
-        </w:tblPrEx>
         <w:tc>
           <w:tcPr>
             <w:tcW w:w="0" w:type="auto"/>
@@ -2177,12 +2199,6 @@
         <w:gridCol w:w="3520"/>
       </w:tblGrid>
       <w:tr>
-        <w:tblPrEx>
-          <w:tblCellMar>
-            <w:top w:w="0" w:type="dxa"/>
-            <w:bottom w:w="0" w:type="dxa"/>
-          </w:tblCellMar>
-        </w:tblPrEx>
         <w:trPr>
           <w:tblHeader/>
         </w:trPr>
@@ -2288,12 +2304,6 @@
         </w:tc>
       </w:tr>
       <w:tr>
-        <w:tblPrEx>
-          <w:tblCellMar>
-            <w:top w:w="0" w:type="dxa"/>
-            <w:bottom w:w="0" w:type="dxa"/>
-          </w:tblCellMar>
-        </w:tblPrEx>
         <w:tc>
           <w:tcPr>
             <w:tcW w:w="0" w:type="auto"/>
@@ -2379,12 +2389,6 @@
         </w:tc>
       </w:tr>
       <w:tr>
-        <w:tblPrEx>
-          <w:tblCellMar>
-            <w:top w:w="0" w:type="dxa"/>
-            <w:bottom w:w="0" w:type="dxa"/>
-          </w:tblCellMar>
-        </w:tblPrEx>
         <w:tc>
           <w:tcPr>
             <w:tcW w:w="0" w:type="auto"/>
@@ -2470,12 +2474,6 @@
         </w:tc>
       </w:tr>
       <w:tr>
-        <w:tblPrEx>
-          <w:tblCellMar>
-            <w:top w:w="0" w:type="dxa"/>
-            <w:bottom w:w="0" w:type="dxa"/>
-          </w:tblCellMar>
-        </w:tblPrEx>
         <w:tc>
           <w:tcPr>
             <w:tcW w:w="0" w:type="auto"/>
@@ -2561,12 +2559,6 @@
         </w:tc>
       </w:tr>
       <w:tr>
-        <w:tblPrEx>
-          <w:tblCellMar>
-            <w:top w:w="0" w:type="dxa"/>
-            <w:bottom w:w="0" w:type="dxa"/>
-          </w:tblCellMar>
-        </w:tblPrEx>
         <w:tc>
           <w:tcPr>
             <w:tcW w:w="0" w:type="auto"/>
@@ -2652,12 +2644,6 @@
         </w:tc>
       </w:tr>
       <w:tr>
-        <w:tblPrEx>
-          <w:tblCellMar>
-            <w:top w:w="0" w:type="dxa"/>
-            <w:bottom w:w="0" w:type="dxa"/>
-          </w:tblCellMar>
-        </w:tblPrEx>
         <w:tc>
           <w:tcPr>
             <w:tcW w:w="0" w:type="auto"/>
@@ -2760,7 +2746,21 @@
         <w:rPr>
           <w:color w:val="14313D"/>
         </w:rPr>
-        <w:t>El campo Nivel Cliente no aparece aquí: lo asigna Turinza desde el panel interno después de recibir el SOP (ver sección 3.3).</w:t>
+        <w:t xml:space="preserve">El campo Nivel Cliente no aparece aquí: lo asigna </w:t>
+      </w:r>
+      <w:proofErr w:type="spellStart"/>
+      <w:r>
+        <w:rPr>
+          <w:color w:val="14313D"/>
+        </w:rPr>
+        <w:t>Turinza</w:t>
+      </w:r>
+      <w:proofErr w:type="spellEnd"/>
+      <w:r>
+        <w:rPr>
+          <w:color w:val="14313D"/>
+        </w:rPr>
+        <w:t xml:space="preserve"> desde el panel interno después de recibir el SOP (ver sección 3.3).</w:t>
       </w:r>
     </w:p>
     <w:p>
@@ -2785,7 +2785,35 @@
         <w:rPr>
           <w:color w:val="14313D"/>
         </w:rPr>
-        <w:t>Solo se diligencia la tabla "Contactos del cliente". (La tabla de "Contactos internos Turinza / Cuenta" no la llena el cliente — la completa Turinza desde el panel interno.)</w:t>
+        <w:t xml:space="preserve">Solo se diligencia la tabla "Contactos del cliente". (La tabla de "Contactos internos </w:t>
+      </w:r>
+      <w:proofErr w:type="spellStart"/>
+      <w:r>
+        <w:rPr>
+          <w:color w:val="14313D"/>
+        </w:rPr>
+        <w:t>Turinza</w:t>
+      </w:r>
+      <w:proofErr w:type="spellEnd"/>
+      <w:r>
+        <w:rPr>
+          <w:color w:val="14313D"/>
+        </w:rPr>
+        <w:t xml:space="preserve"> / Cuenta" no la llena el cliente — la completa </w:t>
+      </w:r>
+      <w:proofErr w:type="spellStart"/>
+      <w:r>
+        <w:rPr>
+          <w:color w:val="14313D"/>
+        </w:rPr>
+        <w:t>Turinza</w:t>
+      </w:r>
+      <w:proofErr w:type="spellEnd"/>
+      <w:r>
+        <w:rPr>
+          <w:color w:val="14313D"/>
+        </w:rPr>
+        <w:t xml:space="preserve"> desde el panel interno.)</w:t>
       </w:r>
     </w:p>
     <w:p>
@@ -2822,12 +2850,6 @@
         <w:gridCol w:w="2138"/>
       </w:tblGrid>
       <w:tr>
-        <w:tblPrEx>
-          <w:tblCellMar>
-            <w:top w:w="0" w:type="dxa"/>
-            <w:bottom w:w="0" w:type="dxa"/>
-          </w:tblCellMar>
-        </w:tblPrEx>
         <w:trPr>
           <w:tblHeader/>
         </w:trPr>
@@ -2908,12 +2930,6 @@
         </w:tc>
       </w:tr>
       <w:tr>
-        <w:tblPrEx>
-          <w:tblCellMar>
-            <w:top w:w="0" w:type="dxa"/>
-            <w:bottom w:w="0" w:type="dxa"/>
-          </w:tblCellMar>
-        </w:tblPrEx>
         <w:tc>
           <w:tcPr>
             <w:tcW w:w="0" w:type="auto"/>
@@ -2985,12 +3001,6 @@
         </w:tc>
       </w:tr>
       <w:tr>
-        <w:tblPrEx>
-          <w:tblCellMar>
-            <w:top w:w="0" w:type="dxa"/>
-            <w:bottom w:w="0" w:type="dxa"/>
-          </w:tblCellMar>
-        </w:tblPrEx>
         <w:tc>
           <w:tcPr>
             <w:tcW w:w="0" w:type="auto"/>
@@ -3062,12 +3072,6 @@
         </w:tc>
       </w:tr>
       <w:tr>
-        <w:tblPrEx>
-          <w:tblCellMar>
-            <w:top w:w="0" w:type="dxa"/>
-            <w:bottom w:w="0" w:type="dxa"/>
-          </w:tblCellMar>
-        </w:tblPrEx>
         <w:tc>
           <w:tcPr>
             <w:tcW w:w="0" w:type="auto"/>
@@ -3139,12 +3143,6 @@
         </w:tc>
       </w:tr>
       <w:tr>
-        <w:tblPrEx>
-          <w:tblCellMar>
-            <w:top w:w="0" w:type="dxa"/>
-            <w:bottom w:w="0" w:type="dxa"/>
-          </w:tblCellMar>
-        </w:tblPrEx>
         <w:tc>
           <w:tcPr>
             <w:tcW w:w="0" w:type="auto"/>
@@ -3248,12 +3246,6 @@
         <w:gridCol w:w="9690"/>
       </w:tblGrid>
       <w:tr>
-        <w:tblPrEx>
-          <w:tblCellMar>
-            <w:top w:w="0" w:type="dxa"/>
-            <w:bottom w:w="0" w:type="dxa"/>
-          </w:tblCellMar>
-        </w:tblPrEx>
         <w:tc>
           <w:tcPr>
             <w:tcW w:w="0" w:type="auto"/>
@@ -3282,7 +3274,19 @@
                 <w:sz w:val="19"/>
                 <w:szCs w:val="19"/>
               </w:rPr>
-              <w:t xml:space="preserve">📷 Captura sugerida: </w:t>
+              <w:t>📷</w:t>
+            </w:r>
+            <w:r>
+              <w:rPr>
+                <w:b/>
+                <w:bCs/>
+                <w:i/>
+                <w:iCs/>
+                <w:color w:val="4A6570"/>
+                <w:sz w:val="19"/>
+                <w:szCs w:val="19"/>
+              </w:rPr>
+              <w:t xml:space="preserve"> Captura sugerida: </w:t>
             </w:r>
             <w:r>
               <w:rPr>
@@ -3351,12 +3355,6 @@
         <w:gridCol w:w="4640"/>
       </w:tblGrid>
       <w:tr>
-        <w:tblPrEx>
-          <w:tblCellMar>
-            <w:top w:w="0" w:type="dxa"/>
-            <w:bottom w:w="0" w:type="dxa"/>
-          </w:tblCellMar>
-        </w:tblPrEx>
         <w:trPr>
           <w:tblHeader/>
         </w:trPr>
@@ -3462,12 +3460,6 @@
         </w:tc>
       </w:tr>
       <w:tr>
-        <w:tblPrEx>
-          <w:tblCellMar>
-            <w:top w:w="0" w:type="dxa"/>
-            <w:bottom w:w="0" w:type="dxa"/>
-          </w:tblCellMar>
-        </w:tblPrEx>
         <w:tc>
           <w:tcPr>
             <w:tcW w:w="0" w:type="auto"/>
@@ -3562,12 +3554,6 @@
         </w:tc>
       </w:tr>
       <w:tr>
-        <w:tblPrEx>
-          <w:tblCellMar>
-            <w:top w:w="0" w:type="dxa"/>
-            <w:bottom w:w="0" w:type="dxa"/>
-          </w:tblCellMar>
-        </w:tblPrEx>
         <w:tc>
           <w:tcPr>
             <w:tcW w:w="0" w:type="auto"/>
@@ -3662,12 +3648,6 @@
         </w:tc>
       </w:tr>
       <w:tr>
-        <w:tblPrEx>
-          <w:tblCellMar>
-            <w:top w:w="0" w:type="dxa"/>
-            <w:bottom w:w="0" w:type="dxa"/>
-          </w:tblCellMar>
-        </w:tblPrEx>
         <w:tc>
           <w:tcPr>
             <w:tcW w:w="0" w:type="auto"/>
@@ -3762,12 +3742,6 @@
         </w:tc>
       </w:tr>
       <w:tr>
-        <w:tblPrEx>
-          <w:tblCellMar>
-            <w:top w:w="0" w:type="dxa"/>
-            <w:bottom w:w="0" w:type="dxa"/>
-          </w:tblCellMar>
-        </w:tblPrEx>
         <w:tc>
           <w:tcPr>
             <w:tcW w:w="0" w:type="auto"/>
@@ -3903,12 +3877,6 @@
         <w:gridCol w:w="5093"/>
       </w:tblGrid>
       <w:tr>
-        <w:tblPrEx>
-          <w:tblCellMar>
-            <w:top w:w="0" w:type="dxa"/>
-            <w:bottom w:w="0" w:type="dxa"/>
-          </w:tblCellMar>
-        </w:tblPrEx>
         <w:trPr>
           <w:tblHeader/>
         </w:trPr>
@@ -4014,12 +3982,6 @@
         </w:tc>
       </w:tr>
       <w:tr>
-        <w:tblPrEx>
-          <w:tblCellMar>
-            <w:top w:w="0" w:type="dxa"/>
-            <w:bottom w:w="0" w:type="dxa"/>
-          </w:tblCellMar>
-        </w:tblPrEx>
         <w:tc>
           <w:tcPr>
             <w:tcW w:w="0" w:type="auto"/>
@@ -4108,18 +4070,30 @@
                 <w:sz w:val="19"/>
                 <w:szCs w:val="19"/>
               </w:rPr>
-              <w:t>Correo - Odoo, WhatsApp - Odoo, Llamada - Odoo, Teams - Odoo</w:t>
+              <w:t xml:space="preserve">Correo - Odoo, WhatsApp - Odoo, Llamada - Odoo, </w:t>
+            </w:r>
+            <w:proofErr w:type="spellStart"/>
+            <w:r>
+              <w:rPr>
+                <w:color w:val="14313D"/>
+                <w:sz w:val="19"/>
+                <w:szCs w:val="19"/>
+              </w:rPr>
+              <w:t>Teams</w:t>
+            </w:r>
+            <w:proofErr w:type="spellEnd"/>
+            <w:r>
+              <w:rPr>
+                <w:color w:val="14313D"/>
+                <w:sz w:val="19"/>
+                <w:szCs w:val="19"/>
+              </w:rPr>
+              <w:t xml:space="preserve"> - Odoo</w:t>
             </w:r>
           </w:p>
         </w:tc>
       </w:tr>
       <w:tr>
-        <w:tblPrEx>
-          <w:tblCellMar>
-            <w:top w:w="0" w:type="dxa"/>
-            <w:bottom w:w="0" w:type="dxa"/>
-          </w:tblCellMar>
-        </w:tblPrEx>
         <w:tc>
           <w:tcPr>
             <w:tcW w:w="0" w:type="auto"/>
@@ -4215,12 +4189,6 @@
         </w:tc>
       </w:tr>
       <w:tr>
-        <w:tblPrEx>
-          <w:tblCellMar>
-            <w:top w:w="0" w:type="dxa"/>
-            <w:bottom w:w="0" w:type="dxa"/>
-          </w:tblCellMar>
-        </w:tblPrEx>
         <w:tc>
           <w:tcPr>
             <w:tcW w:w="0" w:type="auto"/>
@@ -4355,12 +4323,6 @@
         <w:gridCol w:w="5262"/>
       </w:tblGrid>
       <w:tr>
-        <w:tblPrEx>
-          <w:tblCellMar>
-            <w:top w:w="0" w:type="dxa"/>
-            <w:bottom w:w="0" w:type="dxa"/>
-          </w:tblCellMar>
-        </w:tblPrEx>
         <w:trPr>
           <w:tblHeader/>
         </w:trPr>
@@ -4466,12 +4428,6 @@
         </w:tc>
       </w:tr>
       <w:tr>
-        <w:tblPrEx>
-          <w:tblCellMar>
-            <w:top w:w="0" w:type="dxa"/>
-            <w:bottom w:w="0" w:type="dxa"/>
-          </w:tblCellMar>
-        </w:tblPrEx>
         <w:tc>
           <w:tcPr>
             <w:tcW w:w="0" w:type="auto"/>
@@ -4566,12 +4522,6 @@
         </w:tc>
       </w:tr>
       <w:tr>
-        <w:tblPrEx>
-          <w:tblCellMar>
-            <w:top w:w="0" w:type="dxa"/>
-            <w:bottom w:w="0" w:type="dxa"/>
-          </w:tblCellMar>
-        </w:tblPrEx>
         <w:tc>
           <w:tcPr>
             <w:tcW w:w="0" w:type="auto"/>
@@ -4660,18 +4610,30 @@
                 <w:sz w:val="19"/>
                 <w:szCs w:val="19"/>
               </w:rPr>
-              <w:t>Comercial, Operaciones, Customer Service/KAS, Facturación, Almacenamiento/Bodega, Calidad, Gerencia</w:t>
+              <w:t xml:space="preserve">Comercial, Operaciones, </w:t>
+            </w:r>
+            <w:proofErr w:type="spellStart"/>
+            <w:r>
+              <w:rPr>
+                <w:color w:val="14313D"/>
+                <w:sz w:val="19"/>
+                <w:szCs w:val="19"/>
+              </w:rPr>
+              <w:t>Customer</w:t>
+            </w:r>
+            <w:proofErr w:type="spellEnd"/>
+            <w:r>
+              <w:rPr>
+                <w:color w:val="14313D"/>
+                <w:sz w:val="19"/>
+                <w:szCs w:val="19"/>
+              </w:rPr>
+              <w:t xml:space="preserve"> Service/KAS, Facturación, Almacenamiento/Bodega, Calidad, Gerencia</w:t>
             </w:r>
           </w:p>
         </w:tc>
       </w:tr>
       <w:tr>
-        <w:tblPrEx>
-          <w:tblCellMar>
-            <w:top w:w="0" w:type="dxa"/>
-            <w:bottom w:w="0" w:type="dxa"/>
-          </w:tblCellMar>
-        </w:tblPrEx>
         <w:tc>
           <w:tcPr>
             <w:tcW w:w="0" w:type="auto"/>
@@ -4757,12 +4719,6 @@
         </w:tc>
       </w:tr>
       <w:tr>
-        <w:tblPrEx>
-          <w:tblCellMar>
-            <w:top w:w="0" w:type="dxa"/>
-            <w:bottom w:w="0" w:type="dxa"/>
-          </w:tblCellMar>
-        </w:tblPrEx>
         <w:tc>
           <w:tcPr>
             <w:tcW w:w="0" w:type="auto"/>
@@ -4848,12 +4804,6 @@
         </w:tc>
       </w:tr>
       <w:tr>
-        <w:tblPrEx>
-          <w:tblCellMar>
-            <w:top w:w="0" w:type="dxa"/>
-            <w:bottom w:w="0" w:type="dxa"/>
-          </w:tblCellMar>
-        </w:tblPrEx>
         <w:tc>
           <w:tcPr>
             <w:tcW w:w="0" w:type="auto"/>
@@ -4948,12 +4898,6 @@
         </w:tc>
       </w:tr>
       <w:tr>
-        <w:tblPrEx>
-          <w:tblCellMar>
-            <w:top w:w="0" w:type="dxa"/>
-            <w:bottom w:w="0" w:type="dxa"/>
-          </w:tblCellMar>
-        </w:tblPrEx>
         <w:tc>
           <w:tcPr>
             <w:tcW w:w="0" w:type="auto"/>
@@ -5039,12 +4983,6 @@
         </w:tc>
       </w:tr>
       <w:tr>
-        <w:tblPrEx>
-          <w:tblCellMar>
-            <w:top w:w="0" w:type="dxa"/>
-            <w:bottom w:w="0" w:type="dxa"/>
-          </w:tblCellMar>
-        </w:tblPrEx>
         <w:tc>
           <w:tcPr>
             <w:tcW w:w="0" w:type="auto"/>
@@ -5162,6 +5100,7 @@
       </w:pPr>
       <w:r>
         <w:rPr>
+          <w:noProof/>
           <w:color w:val="14313D"/>
         </w:rPr>
         <w:drawing>
@@ -5232,7 +5171,21 @@
         <w:rPr>
           <w:color w:val="14313D"/>
         </w:rPr>
-        <w:t>Por cada una de las 4 áreas fijas — Comercial / Pricing, Facturación &amp; Cartera, Crédito / Riesgo, Gerencia / Dirección:</w:t>
+        <w:t xml:space="preserve">Por cada una de las 4 áreas fijas — Comercial / </w:t>
+      </w:r>
+      <w:proofErr w:type="spellStart"/>
+      <w:r>
+        <w:rPr>
+          <w:color w:val="14313D"/>
+        </w:rPr>
+        <w:t>Pricing</w:t>
+      </w:r>
+      <w:proofErr w:type="spellEnd"/>
+      <w:r>
+        <w:rPr>
+          <w:color w:val="14313D"/>
+        </w:rPr>
+        <w:t>, Facturación &amp; Cartera, Crédito / Riesgo, Gerencia / Dirección:</w:t>
       </w:r>
     </w:p>
     <w:tbl>
@@ -5258,12 +5211,6 @@
         <w:gridCol w:w="2380"/>
       </w:tblGrid>
       <w:tr>
-        <w:tblPrEx>
-          <w:tblCellMar>
-            <w:top w:w="0" w:type="dxa"/>
-            <w:bottom w:w="0" w:type="dxa"/>
-          </w:tblCellMar>
-        </w:tblPrEx>
         <w:trPr>
           <w:tblHeader/>
         </w:trPr>
@@ -5345,12 +5292,6 @@
         </w:tc>
       </w:tr>
       <w:tr>
-        <w:tblPrEx>
-          <w:tblCellMar>
-            <w:top w:w="0" w:type="dxa"/>
-            <w:bottom w:w="0" w:type="dxa"/>
-          </w:tblCellMar>
-        </w:tblPrEx>
         <w:tc>
           <w:tcPr>
             <w:tcW w:w="0" w:type="auto"/>
@@ -5422,12 +5363,6 @@
         </w:tc>
       </w:tr>
       <w:tr>
-        <w:tblPrEx>
-          <w:tblCellMar>
-            <w:top w:w="0" w:type="dxa"/>
-            <w:bottom w:w="0" w:type="dxa"/>
-          </w:tblCellMar>
-        </w:tblPrEx>
         <w:tc>
           <w:tcPr>
             <w:tcW w:w="0" w:type="auto"/>
@@ -5499,12 +5434,6 @@
         </w:tc>
       </w:tr>
       <w:tr>
-        <w:tblPrEx>
-          <w:tblCellMar>
-            <w:top w:w="0" w:type="dxa"/>
-            <w:bottom w:w="0" w:type="dxa"/>
-          </w:tblCellMar>
-        </w:tblPrEx>
         <w:tc>
           <w:tcPr>
             <w:tcW w:w="0" w:type="auto"/>
@@ -5625,12 +5554,6 @@
         <w:gridCol w:w="3938"/>
       </w:tblGrid>
       <w:tr>
-        <w:tblPrEx>
-          <w:tblCellMar>
-            <w:top w:w="0" w:type="dxa"/>
-            <w:bottom w:w="0" w:type="dxa"/>
-          </w:tblCellMar>
-        </w:tblPrEx>
         <w:trPr>
           <w:tblHeader/>
         </w:trPr>
@@ -5736,12 +5659,6 @@
         </w:tc>
       </w:tr>
       <w:tr>
-        <w:tblPrEx>
-          <w:tblCellMar>
-            <w:top w:w="0" w:type="dxa"/>
-            <w:bottom w:w="0" w:type="dxa"/>
-          </w:tblCellMar>
-        </w:tblPrEx>
         <w:tc>
           <w:tcPr>
             <w:tcW w:w="0" w:type="auto"/>
@@ -5836,12 +5753,6 @@
         </w:tc>
       </w:tr>
       <w:tr>
-        <w:tblPrEx>
-          <w:tblCellMar>
-            <w:top w:w="0" w:type="dxa"/>
-            <w:bottom w:w="0" w:type="dxa"/>
-          </w:tblCellMar>
-        </w:tblPrEx>
         <w:tc>
           <w:tcPr>
             <w:tcW w:w="0" w:type="auto"/>
@@ -5936,12 +5847,6 @@
         </w:tc>
       </w:tr>
       <w:tr>
-        <w:tblPrEx>
-          <w:tblCellMar>
-            <w:top w:w="0" w:type="dxa"/>
-            <w:bottom w:w="0" w:type="dxa"/>
-          </w:tblCellMar>
-        </w:tblPrEx>
         <w:tc>
           <w:tcPr>
             <w:tcW w:w="0" w:type="auto"/>
@@ -6087,12 +5992,6 @@
         <w:gridCol w:w="6033"/>
       </w:tblGrid>
       <w:tr>
-        <w:tblPrEx>
-          <w:tblCellMar>
-            <w:top w:w="0" w:type="dxa"/>
-            <w:bottom w:w="0" w:type="dxa"/>
-          </w:tblCellMar>
-        </w:tblPrEx>
         <w:trPr>
           <w:tblHeader/>
         </w:trPr>
@@ -6198,12 +6097,6 @@
         </w:tc>
       </w:tr>
       <w:tr>
-        <w:tblPrEx>
-          <w:tblCellMar>
-            <w:top w:w="0" w:type="dxa"/>
-            <w:bottom w:w="0" w:type="dxa"/>
-          </w:tblCellMar>
-        </w:tblPrEx>
         <w:tc>
           <w:tcPr>
             <w:tcW w:w="0" w:type="auto"/>
@@ -6289,12 +6182,6 @@
         </w:tc>
       </w:tr>
       <w:tr>
-        <w:tblPrEx>
-          <w:tblCellMar>
-            <w:top w:w="0" w:type="dxa"/>
-            <w:bottom w:w="0" w:type="dxa"/>
-          </w:tblCellMar>
-        </w:tblPrEx>
         <w:tc>
           <w:tcPr>
             <w:tcW w:w="0" w:type="auto"/>
@@ -6389,12 +6276,6 @@
         </w:tc>
       </w:tr>
       <w:tr>
-        <w:tblPrEx>
-          <w:tblCellMar>
-            <w:top w:w="0" w:type="dxa"/>
-            <w:bottom w:w="0" w:type="dxa"/>
-          </w:tblCellMar>
-        </w:tblPrEx>
         <w:tc>
           <w:tcPr>
             <w:tcW w:w="0" w:type="auto"/>
@@ -6483,18 +6364,30 @@
                 <w:sz w:val="19"/>
                 <w:szCs w:val="19"/>
               </w:rPr>
-              <w:t>Comercial, Operaciones, Customer Service/KAS, Facturación, Almacenamiento/Bodega, Calidad, Gerencia</w:t>
+              <w:t xml:space="preserve">Comercial, Operaciones, </w:t>
+            </w:r>
+            <w:proofErr w:type="spellStart"/>
+            <w:r>
+              <w:rPr>
+                <w:color w:val="14313D"/>
+                <w:sz w:val="19"/>
+                <w:szCs w:val="19"/>
+              </w:rPr>
+              <w:t>Customer</w:t>
+            </w:r>
+            <w:proofErr w:type="spellEnd"/>
+            <w:r>
+              <w:rPr>
+                <w:color w:val="14313D"/>
+                <w:sz w:val="19"/>
+                <w:szCs w:val="19"/>
+              </w:rPr>
+              <w:t xml:space="preserve"> Service/KAS, Facturación, Almacenamiento/Bodega, Calidad, Gerencia</w:t>
             </w:r>
           </w:p>
         </w:tc>
       </w:tr>
       <w:tr>
-        <w:tblPrEx>
-          <w:tblCellMar>
-            <w:top w:w="0" w:type="dxa"/>
-            <w:bottom w:w="0" w:type="dxa"/>
-          </w:tblCellMar>
-        </w:tblPrEx>
         <w:tc>
           <w:tcPr>
             <w:tcW w:w="0" w:type="auto"/>
@@ -6580,12 +6473,6 @@
         </w:tc>
       </w:tr>
       <w:tr>
-        <w:tblPrEx>
-          <w:tblCellMar>
-            <w:top w:w="0" w:type="dxa"/>
-            <w:bottom w:w="0" w:type="dxa"/>
-          </w:tblCellMar>
-        </w:tblPrEx>
         <w:tc>
           <w:tcPr>
             <w:tcW w:w="0" w:type="auto"/>
@@ -6727,12 +6614,6 @@
         <w:gridCol w:w="2111"/>
       </w:tblGrid>
       <w:tr>
-        <w:tblPrEx>
-          <w:tblCellMar>
-            <w:top w:w="0" w:type="dxa"/>
-            <w:bottom w:w="0" w:type="dxa"/>
-          </w:tblCellMar>
-        </w:tblPrEx>
         <w:trPr>
           <w:tblHeader/>
         </w:trPr>
@@ -6813,12 +6694,6 @@
         </w:tc>
       </w:tr>
       <w:tr>
-        <w:tblPrEx>
-          <w:tblCellMar>
-            <w:top w:w="0" w:type="dxa"/>
-            <w:bottom w:w="0" w:type="dxa"/>
-          </w:tblCellMar>
-        </w:tblPrEx>
         <w:tc>
           <w:tcPr>
             <w:tcW w:w="0" w:type="auto"/>
@@ -6890,12 +6765,6 @@
         </w:tc>
       </w:tr>
       <w:tr>
-        <w:tblPrEx>
-          <w:tblCellMar>
-            <w:top w:w="0" w:type="dxa"/>
-            <w:bottom w:w="0" w:type="dxa"/>
-          </w:tblCellMar>
-        </w:tblPrEx>
         <w:tc>
           <w:tcPr>
             <w:tcW w:w="0" w:type="auto"/>
@@ -6967,12 +6836,6 @@
         </w:tc>
       </w:tr>
       <w:tr>
-        <w:tblPrEx>
-          <w:tblCellMar>
-            <w:top w:w="0" w:type="dxa"/>
-            <w:bottom w:w="0" w:type="dxa"/>
-          </w:tblCellMar>
-        </w:tblPrEx>
         <w:tc>
           <w:tcPr>
             <w:tcW w:w="0" w:type="auto"/>
@@ -7052,7 +6915,49 @@
         <w:rPr>
           <w:color w:val="14313D"/>
         </w:rPr>
-        <w:t>Los bloques "Revisó Turinza" y "Aprobó Turinza" no aparecen aquí: Turinza los completa desde el panel interno.</w:t>
+        <w:t xml:space="preserve">Los bloques "Revisó </w:t>
+      </w:r>
+      <w:proofErr w:type="spellStart"/>
+      <w:r>
+        <w:rPr>
+          <w:color w:val="14313D"/>
+        </w:rPr>
+        <w:t>Turinza</w:t>
+      </w:r>
+      <w:proofErr w:type="spellEnd"/>
+      <w:r>
+        <w:rPr>
+          <w:color w:val="14313D"/>
+        </w:rPr>
+        <w:t xml:space="preserve">" y "Aprobó </w:t>
+      </w:r>
+      <w:proofErr w:type="spellStart"/>
+      <w:r>
+        <w:rPr>
+          <w:color w:val="14313D"/>
+        </w:rPr>
+        <w:t>Turinza</w:t>
+      </w:r>
+      <w:proofErr w:type="spellEnd"/>
+      <w:r>
+        <w:rPr>
+          <w:color w:val="14313D"/>
+        </w:rPr>
+        <w:t xml:space="preserve">" no aparecen aquí: </w:t>
+      </w:r>
+      <w:proofErr w:type="spellStart"/>
+      <w:r>
+        <w:rPr>
+          <w:color w:val="14313D"/>
+        </w:rPr>
+        <w:t>Turinza</w:t>
+      </w:r>
+      <w:proofErr w:type="spellEnd"/>
+      <w:r>
+        <w:rPr>
+          <w:color w:val="14313D"/>
+        </w:rPr>
+        <w:t xml:space="preserve"> los completa desde el panel interno.</w:t>
       </w:r>
     </w:p>
     <w:p>
@@ -7135,7 +7040,21 @@
         <w:rPr>
           <w:color w:val="14313D"/>
         </w:rPr>
-        <w:t>Se descarga automáticamente una copia en Excel con los datos diligenciados, en el formato oficial de Turinza (réplica exacta del formato, incluido el logo).</w:t>
+        <w:t xml:space="preserve">Se descarga automáticamente una copia en Excel con los datos diligenciados, en el formato oficial de </w:t>
+      </w:r>
+      <w:proofErr w:type="spellStart"/>
+      <w:r>
+        <w:rPr>
+          <w:color w:val="14313D"/>
+        </w:rPr>
+        <w:t>Turinza</w:t>
+      </w:r>
+      <w:proofErr w:type="spellEnd"/>
+      <w:r>
+        <w:rPr>
+          <w:color w:val="14313D"/>
+        </w:rPr>
+        <w:t xml:space="preserve"> (réplica exacta del formato, incluido el logo).</w:t>
       </w:r>
     </w:p>
     <w:p>
@@ -7160,6 +7079,9 @@
     <w:p>
       <w:pPr>
         <w:spacing w:after="100" w:line="276" w:lineRule="auto"/>
+        <w:rPr>
+          <w:color w:val="14313D"/>
+        </w:rPr>
       </w:pPr>
       <w:r>
         <w:rPr>
@@ -7176,78 +7098,50 @@
         <w:t>El borrador guardado en el navegador se borra.</w:t>
       </w:r>
     </w:p>
-    <w:tbl>
-      <w:tblPr>
-        <w:tblW w:w="5000" w:type="pct"/>
-        <w:tblBorders>
-          <w:top w:val="single" w:sz="4" w:space="0" w:color="auto"/>
-          <w:left w:val="single" w:sz="4" w:space="0" w:color="auto"/>
-          <w:bottom w:val="single" w:sz="4" w:space="0" w:color="auto"/>
-          <w:right w:val="single" w:sz="4" w:space="0" w:color="auto"/>
-          <w:insideH w:val="single" w:sz="4" w:space="0" w:color="auto"/>
-          <w:insideV w:val="single" w:sz="4" w:space="0" w:color="auto"/>
-        </w:tblBorders>
-        <w:tblCellMar>
-          <w:left w:w="10" w:type="dxa"/>
-          <w:right w:w="10" w:type="dxa"/>
-        </w:tblCellMar>
-        <w:tblLook w:val="0000" w:firstRow="0" w:lastRow="0" w:firstColumn="0" w:lastColumn="0" w:noHBand="0" w:noVBand="0"/>
-      </w:tblPr>
-      <w:tblGrid>
-        <w:gridCol w:w="9690"/>
-      </w:tblGrid>
-      <w:tr>
-        <w:tblPrEx>
-          <w:tblCellMar>
-            <w:top w:w="0" w:type="dxa"/>
-            <w:bottom w:w="0" w:type="dxa"/>
-          </w:tblCellMar>
-        </w:tblPrEx>
-        <w:tc>
-          <w:tcPr>
-            <w:tcW w:w="0" w:type="auto"/>
-            <w:tcBorders>
-              <w:top w:val="dashed" w:sz="6" w:space="0" w:color="9FB7BF"/>
-              <w:left w:val="dashed" w:sz="6" w:space="0" w:color="9FB7BF"/>
-              <w:bottom w:val="dashed" w:sz="6" w:space="0" w:color="9FB7BF"/>
-              <w:right w:val="dashed" w:sz="6" w:space="0" w:color="9FB7BF"/>
-            </w:tcBorders>
-            <w:shd w:val="solid" w:color="F4FBFD" w:fill="F4FBFD"/>
-            <w:tcMar>
-              <w:top w:w="140" w:type="dxa"/>
-              <w:left w:w="160" w:type="dxa"/>
-              <w:bottom w:w="140" w:type="dxa"/>
-              <w:right w:w="160" w:type="dxa"/>
-            </w:tcMar>
-          </w:tcPr>
-          <w:p>
-            <w:r>
-              <w:rPr>
-                <w:b/>
-                <w:bCs/>
-                <w:i/>
-                <w:iCs/>
-                <w:color w:val="4A6570"/>
-                <w:sz w:val="19"/>
-                <w:szCs w:val="19"/>
-              </w:rPr>
-              <w:t xml:space="preserve">📷 Captura sugerida: </w:t>
-            </w:r>
-            <w:r>
-              <w:rPr>
-                <w:i/>
-                <w:iCs/>
-                <w:color w:val="4A6570"/>
-                <w:sz w:val="19"/>
-                <w:szCs w:val="19"/>
-              </w:rPr>
-              <w:t>pantalla de confirmación "El SOP se guardó correctamente (ID ...)" con el botón de descarga manual</w:t>
-            </w:r>
-          </w:p>
-        </w:tc>
-      </w:tr>
-    </w:tbl>
-    <w:p>
+    <w:p>
+      <w:pPr>
+        <w:spacing w:after="100" w:line="276" w:lineRule="auto"/>
+      </w:pPr>
+      <w:r>
+        <w:drawing>
+          <wp:inline distT="0" distB="0" distL="0" distR="0" wp14:anchorId="288872BC" wp14:editId="2CF4CF9F">
+            <wp:extent cx="6163310" cy="2730500"/>
+            <wp:effectExtent l="0" t="0" r="8890" b="0"/>
+            <wp:docPr id="1997839527" name="Imagen 1"/>
+            <wp:cNvGraphicFramePr>
+              <a:graphicFrameLocks xmlns:a="http://schemas.openxmlformats.org/drawingml/2006/main" noChangeAspect="1"/>
+            </wp:cNvGraphicFramePr>
+            <a:graphic xmlns:a="http://schemas.openxmlformats.org/drawingml/2006/main">
+              <a:graphicData uri="http://schemas.openxmlformats.org/drawingml/2006/picture">
+                <pic:pic xmlns:pic="http://schemas.openxmlformats.org/drawingml/2006/picture">
+                  <pic:nvPicPr>
+                    <pic:cNvPr id="1997839527" name=""/>
+                    <pic:cNvPicPr/>
+                  </pic:nvPicPr>
+                  <pic:blipFill>
+                    <a:blip r:embed="rId12"/>
+                    <a:stretch>
+                      <a:fillRect/>
+                    </a:stretch>
+                  </pic:blipFill>
+                  <pic:spPr>
+                    <a:xfrm>
+                      <a:off x="0" y="0"/>
+                      <a:ext cx="6163310" cy="2730500"/>
+                    </a:xfrm>
+                    <a:prstGeom prst="rect">
+                      <a:avLst/>
+                    </a:prstGeom>
+                  </pic:spPr>
+                </pic:pic>
+              </a:graphicData>
+            </a:graphic>
+          </wp:inline>
+        </w:drawing>
+      </w:r>
+      <w:r>
+        <w:t xml:space="preserve"> </w:t>
+      </w:r>
       <w:r>
         <w:br w:type="page"/>
       </w:r>
@@ -7267,36 +7161,44 @@
           <w:color w:val="00699A"/>
         </w:rPr>
         <w:lastRenderedPageBreak/>
-        <w:t>3. Guía para el Administrador — Panel interno</w:t>
-      </w:r>
-    </w:p>
-    <w:p>
-      <w:pPr>
-        <w:pStyle w:val="Ttulo2"/>
-        <w:spacing w:before="280" w:after="140"/>
-      </w:pPr>
+        <w:t>3</w:t>
+      </w:r>
       <w:r>
         <w:rPr>
           <w:b/>
           <w:bCs/>
           <w:color w:val="00699A"/>
         </w:rPr>
-        <w:t>3.1 Acceso</w:t>
-      </w:r>
-    </w:p>
-    <w:p>
-      <w:pPr>
-        <w:spacing w:after="160"/>
+        <w:t>. Guía para el Administrador — Panel interno</w:t>
+      </w:r>
+    </w:p>
+    <w:p>
+      <w:pPr>
+        <w:pStyle w:val="Ttulo2"/>
+        <w:spacing w:before="280" w:after="140"/>
       </w:pPr>
       <w:r>
         <w:rPr>
           <w:b/>
           <w:bCs/>
+          <w:color w:val="00699A"/>
+        </w:rPr>
+        <w:t>3.1 Acceso</w:t>
+      </w:r>
+    </w:p>
+    <w:p>
+      <w:pPr>
+        <w:spacing w:after="160"/>
+      </w:pPr>
+      <w:r>
+        <w:rPr>
+          <w:b/>
+          <w:bCs/>
           <w:color w:val="14313D"/>
         </w:rPr>
         <w:t xml:space="preserve">Enlace de acceso: </w:t>
       </w:r>
-      <w:hyperlink r:id="rId12" w:history="1">
+      <w:hyperlink r:id="rId13" w:history="1">
         <w:r>
           <w:rPr>
             <w:rStyle w:val="Hipervnculo"/>
@@ -7339,12 +7241,6 @@
         <w:gridCol w:w="3359"/>
       </w:tblGrid>
       <w:tr>
-        <w:tblPrEx>
-          <w:tblCellMar>
-            <w:top w:w="0" w:type="dxa"/>
-            <w:bottom w:w="0" w:type="dxa"/>
-          </w:tblCellMar>
-        </w:tblPrEx>
         <w:tc>
           <w:tcPr>
             <w:tcW w:w="0" w:type="auto"/>
@@ -7396,12 +7292,6 @@
         </w:tc>
       </w:tr>
       <w:tr>
-        <w:tblPrEx>
-          <w:tblCellMar>
-            <w:top w:w="0" w:type="dxa"/>
-            <w:bottom w:w="0" w:type="dxa"/>
-          </w:tblCellMar>
-        </w:tblPrEx>
         <w:tc>
           <w:tcPr>
             <w:tcW w:w="0" w:type="auto"/>
@@ -7479,12 +7369,6 @@
         <w:gridCol w:w="9671"/>
       </w:tblGrid>
       <w:tr>
-        <w:tblPrEx>
-          <w:tblCellMar>
-            <w:top w:w="0" w:type="dxa"/>
-            <w:bottom w:w="0" w:type="dxa"/>
-          </w:tblCellMar>
-        </w:tblPrEx>
         <w:tc>
           <w:tcPr>
             <w:tcW w:w="0" w:type="auto"/>
@@ -7512,7 +7396,15 @@
                 <w:bCs/>
                 <w:color w:val="C32855"/>
               </w:rPr>
-              <w:t>⚠ Credenciales confidenciales</w:t>
+              <w:t>⚠</w:t>
+            </w:r>
+            <w:r>
+              <w:rPr>
+                <w:b/>
+                <w:bCs/>
+                <w:color w:val="C32855"/>
+              </w:rPr>
+              <w:t xml:space="preserve"> Credenciales confidenciales</w:t>
             </w:r>
           </w:p>
           <w:p>
@@ -7525,7 +7417,25 @@
                 <w:sz w:val="20"/>
                 <w:szCs w:val="20"/>
               </w:rPr>
-              <w:t>Dan acceso a todos los SOP de clientes recibidos. No deben compartirse con clientes ni distribuirse fuera del equipo de Turinza autorizado.</w:t>
+              <w:t xml:space="preserve">Dan acceso a todos los SOP de clientes recibidos. No deben compartirse con clientes ni distribuirse fuera del equipo de </w:t>
+            </w:r>
+            <w:proofErr w:type="spellStart"/>
+            <w:r>
+              <w:rPr>
+                <w:color w:val="14313D"/>
+                <w:sz w:val="20"/>
+                <w:szCs w:val="20"/>
+              </w:rPr>
+              <w:t>Turinza</w:t>
+            </w:r>
+            <w:proofErr w:type="spellEnd"/>
+            <w:r>
+              <w:rPr>
+                <w:color w:val="14313D"/>
+                <w:sz w:val="20"/>
+                <w:szCs w:val="20"/>
+              </w:rPr>
+              <w:t xml:space="preserve"> autorizado.</w:t>
             </w:r>
           </w:p>
           <w:p>
@@ -7552,6 +7462,9 @@
     <w:p>
       <w:pPr>
         <w:spacing w:after="160" w:line="276" w:lineRule="auto"/>
+        <w:rPr>
+          <w:color w:val="14313D"/>
+        </w:rPr>
       </w:pPr>
       <w:r>
         <w:rPr>
@@ -7560,81 +7473,57 @@
         <w:t>Desde el formulario público hay un botón "Panel interno →" en el encabezado para llegar directo; desde el panel hay un botón "← Ir al formulario" para volver.</w:t>
       </w:r>
     </w:p>
-    <w:tbl>
-      <w:tblPr>
-        <w:tblW w:w="5000" w:type="pct"/>
-        <w:tblBorders>
-          <w:top w:val="single" w:sz="4" w:space="0" w:color="auto"/>
-          <w:left w:val="single" w:sz="4" w:space="0" w:color="auto"/>
-          <w:bottom w:val="single" w:sz="4" w:space="0" w:color="auto"/>
-          <w:right w:val="single" w:sz="4" w:space="0" w:color="auto"/>
-          <w:insideH w:val="single" w:sz="4" w:space="0" w:color="auto"/>
-          <w:insideV w:val="single" w:sz="4" w:space="0" w:color="auto"/>
-        </w:tblBorders>
-        <w:tblCellMar>
-          <w:left w:w="10" w:type="dxa"/>
-          <w:right w:w="10" w:type="dxa"/>
-        </w:tblCellMar>
-        <w:tblLook w:val="0000" w:firstRow="0" w:lastRow="0" w:firstColumn="0" w:lastColumn="0" w:noHBand="0" w:noVBand="0"/>
-      </w:tblPr>
-      <w:tblGrid>
-        <w:gridCol w:w="9690"/>
-      </w:tblGrid>
-      <w:tr>
-        <w:tblPrEx>
-          <w:tblCellMar>
-            <w:top w:w="0" w:type="dxa"/>
-            <w:bottom w:w="0" w:type="dxa"/>
-          </w:tblCellMar>
-        </w:tblPrEx>
-        <w:tc>
-          <w:tcPr>
-            <w:tcW w:w="0" w:type="auto"/>
-            <w:tcBorders>
-              <w:top w:val="dashed" w:sz="6" w:space="0" w:color="9FB7BF"/>
-              <w:left w:val="dashed" w:sz="6" w:space="0" w:color="9FB7BF"/>
-              <w:bottom w:val="dashed" w:sz="6" w:space="0" w:color="9FB7BF"/>
-              <w:right w:val="dashed" w:sz="6" w:space="0" w:color="9FB7BF"/>
-            </w:tcBorders>
-            <w:shd w:val="solid" w:color="F4FBFD" w:fill="F4FBFD"/>
-            <w:tcMar>
-              <w:top w:w="140" w:type="dxa"/>
-              <w:left w:w="160" w:type="dxa"/>
-              <w:bottom w:w="140" w:type="dxa"/>
-              <w:right w:w="160" w:type="dxa"/>
-            </w:tcMar>
-          </w:tcPr>
-          <w:p>
-            <w:r>
-              <w:rPr>
-                <w:b/>
-                <w:bCs/>
-                <w:i/>
-                <w:iCs/>
-                <w:color w:val="4A6570"/>
-                <w:sz w:val="19"/>
-                <w:szCs w:val="19"/>
-              </w:rPr>
-              <w:t xml:space="preserve">📷 Captura sugerida: </w:t>
-            </w:r>
-            <w:r>
-              <w:rPr>
-                <w:i/>
-                <w:iCs/>
-                <w:color w:val="4A6570"/>
-                <w:sz w:val="19"/>
-                <w:szCs w:val="19"/>
-              </w:rPr>
-              <w:t>cuadro de diálogo de autenticación del navegador pidiendo usuario/contraseña</w:t>
-            </w:r>
-          </w:p>
-        </w:tc>
-      </w:tr>
-    </w:tbl>
-    <w:p>
-      <w:pPr>
-        <w:pStyle w:val="Ttulo2"/>
-        <w:spacing w:before="280" w:after="140"/>
+    <w:p>
+      <w:pPr>
+        <w:spacing w:after="160" w:line="276" w:lineRule="auto"/>
+        <w:rPr>
+          <w:color w:val="14313D"/>
+        </w:rPr>
+      </w:pPr>
+      <w:r>
+        <w:rPr>
+          <w:color w:val="14313D"/>
+        </w:rPr>
+        <w:drawing>
+          <wp:inline distT="0" distB="0" distL="0" distR="0" wp14:anchorId="143D9011" wp14:editId="65FFFC6F">
+            <wp:extent cx="6163310" cy="334010"/>
+            <wp:effectExtent l="0" t="0" r="8890" b="8890"/>
+            <wp:docPr id="1013348710" name="Imagen 1"/>
+            <wp:cNvGraphicFramePr>
+              <a:graphicFrameLocks xmlns:a="http://schemas.openxmlformats.org/drawingml/2006/main" noChangeAspect="1"/>
+            </wp:cNvGraphicFramePr>
+            <a:graphic xmlns:a="http://schemas.openxmlformats.org/drawingml/2006/main">
+              <a:graphicData uri="http://schemas.openxmlformats.org/drawingml/2006/picture">
+                <pic:pic xmlns:pic="http://schemas.openxmlformats.org/drawingml/2006/picture">
+                  <pic:nvPicPr>
+                    <pic:cNvPr id="1013348710" name=""/>
+                    <pic:cNvPicPr/>
+                  </pic:nvPicPr>
+                  <pic:blipFill>
+                    <a:blip r:embed="rId14"/>
+                    <a:stretch>
+                      <a:fillRect/>
+                    </a:stretch>
+                  </pic:blipFill>
+                  <pic:spPr>
+                    <a:xfrm>
+                      <a:off x="0" y="0"/>
+                      <a:ext cx="6163310" cy="334010"/>
+                    </a:xfrm>
+                    <a:prstGeom prst="rect">
+                      <a:avLst/>
+                    </a:prstGeom>
+                  </pic:spPr>
+                </pic:pic>
+              </a:graphicData>
+            </a:graphic>
+          </wp:inline>
+        </w:drawing>
+      </w:r>
+    </w:p>
+    <w:p>
+      <w:pPr>
+        <w:spacing w:after="160" w:line="276" w:lineRule="auto"/>
       </w:pPr>
       <w:r>
         <w:rPr>
@@ -7642,7 +7531,51 @@
           <w:bCs/>
           <w:color w:val="00699A"/>
         </w:rPr>
-        <w:t>3.2 Listado de SOPs (/dashboard)</w:t>
+        <w:t xml:space="preserve"> </w:t>
+      </w:r>
+      <w:r>
+        <w:rPr>
+          <w:b/>
+          <w:bCs/>
+          <w:color w:val="00699A"/>
+        </w:rPr>
+        <w:t xml:space="preserve">3.2 Listado de </w:t>
+      </w:r>
+      <w:proofErr w:type="spellStart"/>
+      <w:r>
+        <w:rPr>
+          <w:b/>
+          <w:bCs/>
+          <w:color w:val="00699A"/>
+        </w:rPr>
+        <w:t>SOPs</w:t>
+      </w:r>
+      <w:proofErr w:type="spellEnd"/>
+      <w:r>
+        <w:rPr>
+          <w:b/>
+          <w:bCs/>
+          <w:color w:val="00699A"/>
+        </w:rPr>
+        <w:t xml:space="preserve"> (/</w:t>
+      </w:r>
+      <w:proofErr w:type="spellStart"/>
+      <w:r>
+        <w:rPr>
+          <w:b/>
+          <w:bCs/>
+          <w:color w:val="00699A"/>
+        </w:rPr>
+        <w:t>dashboard</w:t>
+      </w:r>
+      <w:proofErr w:type="spellEnd"/>
+      <w:r>
+        <w:rPr>
+          <w:b/>
+          <w:bCs/>
+          <w:color w:val="00699A"/>
+        </w:rPr>
+        <w:t>)</w:t>
       </w:r>
     </w:p>
     <w:p>
@@ -7653,7 +7586,13 @@
         <w:rPr>
           <w:color w:val="14313D"/>
         </w:rPr>
-        <w:t>Tabla (o tarjetas en pantallas pequeñas) con todos los SOP recibidos, mostrando por cada uno:</w:t>
+        <w:t>T</w:t>
+      </w:r>
+      <w:r>
+        <w:rPr>
+          <w:color w:val="14313D"/>
+        </w:rPr>
+        <w:t>abla (o tarjetas en pantallas pequeñas) con todos los SOP recibidos, mostrando por cada uno:</w:t>
       </w:r>
     </w:p>
     <w:p>
@@ -7765,90 +7704,83 @@
     </w:p>
     <w:p>
       <w:pPr>
+        <w:rPr>
+          <w:color w:val="14313D"/>
+        </w:rPr>
+      </w:pPr>
+      <w:r>
+        <w:rPr>
+          <w:color w:val="14313D"/>
+        </w:rPr>
+        <w:br w:type="page"/>
+      </w:r>
+    </w:p>
+    <w:p>
+      <w:pPr>
         <w:spacing w:after="160" w:line="276" w:lineRule="auto"/>
-      </w:pPr>
-      <w:r>
-        <w:rPr>
-          <w:color w:val="14313D"/>
-        </w:rPr>
+        <w:rPr>
+          <w:color w:val="14313D"/>
+        </w:rPr>
+      </w:pPr>
+      <w:r>
+        <w:rPr>
+          <w:color w:val="14313D"/>
+        </w:rPr>
+        <w:lastRenderedPageBreak/>
         <w:t>Cada fila tiene también un botón "Eliminar SOP" para borrar el registro sin entrar al detalle (pide confirmación antes de borrar — ver sección 3.6).</w:t>
       </w:r>
     </w:p>
-    <w:tbl>
-      <w:tblPr>
-        <w:tblW w:w="5000" w:type="pct"/>
-        <w:tblBorders>
-          <w:top w:val="single" w:sz="4" w:space="0" w:color="auto"/>
-          <w:left w:val="single" w:sz="4" w:space="0" w:color="auto"/>
-          <w:bottom w:val="single" w:sz="4" w:space="0" w:color="auto"/>
-          <w:right w:val="single" w:sz="4" w:space="0" w:color="auto"/>
-          <w:insideH w:val="single" w:sz="4" w:space="0" w:color="auto"/>
-          <w:insideV w:val="single" w:sz="4" w:space="0" w:color="auto"/>
-        </w:tblBorders>
-        <w:tblCellMar>
-          <w:left w:w="10" w:type="dxa"/>
-          <w:right w:w="10" w:type="dxa"/>
-        </w:tblCellMar>
-        <w:tblLook w:val="0000" w:firstRow="0" w:lastRow="0" w:firstColumn="0" w:lastColumn="0" w:noHBand="0" w:noVBand="0"/>
-      </w:tblPr>
-      <w:tblGrid>
-        <w:gridCol w:w="9690"/>
-      </w:tblGrid>
-      <w:tr>
-        <w:tblPrEx>
-          <w:tblCellMar>
-            <w:top w:w="0" w:type="dxa"/>
-            <w:bottom w:w="0" w:type="dxa"/>
-          </w:tblCellMar>
-        </w:tblPrEx>
-        <w:tc>
-          <w:tcPr>
-            <w:tcW w:w="0" w:type="auto"/>
-            <w:tcBorders>
-              <w:top w:val="dashed" w:sz="6" w:space="0" w:color="9FB7BF"/>
-              <w:left w:val="dashed" w:sz="6" w:space="0" w:color="9FB7BF"/>
-              <w:bottom w:val="dashed" w:sz="6" w:space="0" w:color="9FB7BF"/>
-              <w:right w:val="dashed" w:sz="6" w:space="0" w:color="9FB7BF"/>
-            </w:tcBorders>
-            <w:shd w:val="solid" w:color="F4FBFD" w:fill="F4FBFD"/>
-            <w:tcMar>
-              <w:top w:w="140" w:type="dxa"/>
-              <w:left w:w="160" w:type="dxa"/>
-              <w:bottom w:w="140" w:type="dxa"/>
-              <w:right w:w="160" w:type="dxa"/>
-            </w:tcMar>
-          </w:tcPr>
-          <w:p>
-            <w:r>
-              <w:rPr>
-                <w:b/>
-                <w:bCs/>
-                <w:i/>
-                <w:iCs/>
-                <w:color w:val="4A6570"/>
-                <w:sz w:val="19"/>
-                <w:szCs w:val="19"/>
-              </w:rPr>
-              <w:t xml:space="preserve">📷 Captura sugerida: </w:t>
-            </w:r>
-            <w:r>
-              <w:rPr>
-                <w:i/>
-                <w:iCs/>
-                <w:color w:val="4A6570"/>
-                <w:sz w:val="19"/>
-                <w:szCs w:val="19"/>
-              </w:rPr>
-              <w:t>listado de SOPs con la etiqueta "Pendiente" y el botón "Eliminar SOP" visibles en alguna fila</w:t>
-            </w:r>
-          </w:p>
-        </w:tc>
-      </w:tr>
-    </w:tbl>
-    <w:p>
-      <w:pPr>
-        <w:pStyle w:val="Ttulo2"/>
-        <w:spacing w:before="280" w:after="140"/>
+    <w:p>
+      <w:pPr>
+        <w:spacing w:after="160" w:line="276" w:lineRule="auto"/>
+        <w:rPr>
+          <w:color w:val="14313D"/>
+        </w:rPr>
+      </w:pPr>
+      <w:r>
+        <w:rPr>
+          <w:color w:val="14313D"/>
+        </w:rPr>
+        <w:drawing>
+          <wp:inline distT="0" distB="0" distL="0" distR="0" wp14:anchorId="606D4F8A" wp14:editId="3E42A0B9">
+            <wp:extent cx="6163310" cy="2720975"/>
+            <wp:effectExtent l="0" t="0" r="8890" b="3175"/>
+            <wp:docPr id="352472525" name="Imagen 1"/>
+            <wp:cNvGraphicFramePr>
+              <a:graphicFrameLocks xmlns:a="http://schemas.openxmlformats.org/drawingml/2006/main" noChangeAspect="1"/>
+            </wp:cNvGraphicFramePr>
+            <a:graphic xmlns:a="http://schemas.openxmlformats.org/drawingml/2006/main">
+              <a:graphicData uri="http://schemas.openxmlformats.org/drawingml/2006/picture">
+                <pic:pic xmlns:pic="http://schemas.openxmlformats.org/drawingml/2006/picture">
+                  <pic:nvPicPr>
+                    <pic:cNvPr id="352472525" name=""/>
+                    <pic:cNvPicPr/>
+                  </pic:nvPicPr>
+                  <pic:blipFill>
+                    <a:blip r:embed="rId15"/>
+                    <a:stretch>
+                      <a:fillRect/>
+                    </a:stretch>
+                  </pic:blipFill>
+                  <pic:spPr>
+                    <a:xfrm>
+                      <a:off x="0" y="0"/>
+                      <a:ext cx="6163310" cy="2720975"/>
+                    </a:xfrm>
+                    <a:prstGeom prst="rect">
+                      <a:avLst/>
+                    </a:prstGeom>
+                  </pic:spPr>
+                </pic:pic>
+              </a:graphicData>
+            </a:graphic>
+          </wp:inline>
+        </w:drawing>
+      </w:r>
+    </w:p>
+    <w:p>
+      <w:pPr>
+        <w:spacing w:after="160" w:line="276" w:lineRule="auto"/>
       </w:pPr>
       <w:r>
         <w:rPr>
@@ -7856,102 +7788,33 @@
           <w:bCs/>
           <w:color w:val="00699A"/>
         </w:rPr>
-        <w:t>3.3 Detalle de un SOP (/dashboard/[id])</w:t>
-      </w:r>
-    </w:p>
-    <w:p>
-      <w:pPr>
-        <w:spacing w:after="160" w:line="276" w:lineRule="auto"/>
-      </w:pPr>
-      <w:r>
-        <w:rPr>
-          <w:color w:val="14313D"/>
-        </w:rPr>
-        <w:t>La pantalla de detalle está dividida en dos zonas claramente diferenciadas por color:</w:t>
-      </w:r>
-    </w:p>
-    <w:p>
-      <w:pPr>
-        <w:spacing w:before="200" w:after="100"/>
-      </w:pPr>
-      <w:r>
-        <w:rPr>
-          <w:b/>
-          <w:bCs/>
-          <w:color w:val="14313D"/>
-          <w:sz w:val="23"/>
-          <w:szCs w:val="23"/>
-        </w:rPr>
-        <w:t>A. "Acciones de Turinza" (panel rojo institucional, arriba de todo)</w:t>
-      </w:r>
-    </w:p>
-    <w:p>
-      <w:pPr>
-        <w:spacing w:after="160" w:line="276" w:lineRule="auto"/>
-      </w:pPr>
-      <w:r>
-        <w:rPr>
-          <w:color w:val="14313D"/>
-        </w:rPr>
-        <w:t>Las 3 únicas cosas que el cliente no diligencia y le corresponden al administrador, numeradas:</w:t>
-      </w:r>
-    </w:p>
-    <w:p>
-      <w:pPr>
-        <w:spacing w:after="100" w:line="276" w:lineRule="auto"/>
-      </w:pPr>
+        <w:t xml:space="preserve"> </w:t>
+      </w:r>
       <w:r>
         <w:rPr>
           <w:b/>
           <w:bCs/>
           <w:color w:val="00699A"/>
         </w:rPr>
-        <w:lastRenderedPageBreak/>
-        <w:t xml:space="preserve">1. </w:t>
-      </w:r>
-      <w:r>
-        <w:rPr>
-          <w:color w:val="14313D"/>
-        </w:rPr>
-        <w:t>Nivel Cliente — selector (Nivel 1, Nivel 2, Nivel 3). Se guarda automáticamente al elegir una opción.</w:t>
-      </w:r>
-    </w:p>
-    <w:p>
-      <w:pPr>
-        <w:spacing w:after="100" w:line="276" w:lineRule="auto"/>
-      </w:pPr>
+        <w:t>3.3 Detalle de un SOP (/</w:t>
+      </w:r>
+      <w:proofErr w:type="spellStart"/>
       <w:r>
         <w:rPr>
           <w:b/>
           <w:bCs/>
           <w:color w:val="00699A"/>
         </w:rPr>
-        <w:t xml:space="preserve">2. </w:t>
-      </w:r>
-      <w:r>
-        <w:rPr>
-          <w:color w:val="14313D"/>
-        </w:rPr>
-        <w:t>Contactos internos Turinza / Cuenta — la misma tabla de 4 áreas + escalonamiento que ve el cliente en su Sección 3, pero para los contactos internos de Turinza. Se guarda con el botón "Guardar contactos internos".</w:t>
-      </w:r>
-    </w:p>
-    <w:p>
-      <w:pPr>
-        <w:spacing w:after="100" w:line="276" w:lineRule="auto"/>
-      </w:pPr>
+        <w:t>dashboard</w:t>
+      </w:r>
+      <w:proofErr w:type="spellEnd"/>
       <w:r>
         <w:rPr>
           <w:b/>
           <w:bCs/>
           <w:color w:val="00699A"/>
         </w:rPr>
-        <w:t xml:space="preserve">3. </w:t>
-      </w:r>
-      <w:r>
-        <w:rPr>
-          <w:color w:val="14313D"/>
-        </w:rPr>
-        <w:t>Revisó / Aprobó Turinza — Nombre y Cargo de quien revisó y quien aprobó el SOP por parte de Turinza. Cada uno tiene su propio botón "Guardar".</w:t>
+        <w:t>/[id])</w:t>
       </w:r>
     </w:p>
     <w:p>
@@ -7962,80 +7825,15 @@
         <w:rPr>
           <w:color w:val="14313D"/>
         </w:rPr>
-        <w:t>Cada guardado muestra una confirmación ("Guardado") o un mensaje de error si falla.</w:t>
-      </w:r>
-    </w:p>
-    <w:tbl>
-      <w:tblPr>
-        <w:tblW w:w="5000" w:type="pct"/>
-        <w:tblBorders>
-          <w:top w:val="single" w:sz="4" w:space="0" w:color="auto"/>
-          <w:left w:val="single" w:sz="4" w:space="0" w:color="auto"/>
-          <w:bottom w:val="single" w:sz="4" w:space="0" w:color="auto"/>
-          <w:right w:val="single" w:sz="4" w:space="0" w:color="auto"/>
-          <w:insideH w:val="single" w:sz="4" w:space="0" w:color="auto"/>
-          <w:insideV w:val="single" w:sz="4" w:space="0" w:color="auto"/>
-        </w:tblBorders>
-        <w:tblCellMar>
-          <w:left w:w="10" w:type="dxa"/>
-          <w:right w:w="10" w:type="dxa"/>
-        </w:tblCellMar>
-        <w:tblLook w:val="0000" w:firstRow="0" w:lastRow="0" w:firstColumn="0" w:lastColumn="0" w:noHBand="0" w:noVBand="0"/>
-      </w:tblPr>
-      <w:tblGrid>
-        <w:gridCol w:w="9690"/>
-      </w:tblGrid>
-      <w:tr>
-        <w:tblPrEx>
-          <w:tblCellMar>
-            <w:top w:w="0" w:type="dxa"/>
-            <w:bottom w:w="0" w:type="dxa"/>
-          </w:tblCellMar>
-        </w:tblPrEx>
-        <w:tc>
-          <w:tcPr>
-            <w:tcW w:w="0" w:type="auto"/>
-            <w:tcBorders>
-              <w:top w:val="dashed" w:sz="6" w:space="0" w:color="9FB7BF"/>
-              <w:left w:val="dashed" w:sz="6" w:space="0" w:color="9FB7BF"/>
-              <w:bottom w:val="dashed" w:sz="6" w:space="0" w:color="9FB7BF"/>
-              <w:right w:val="dashed" w:sz="6" w:space="0" w:color="9FB7BF"/>
-            </w:tcBorders>
-            <w:shd w:val="solid" w:color="F4FBFD" w:fill="F4FBFD"/>
-            <w:tcMar>
-              <w:top w:w="140" w:type="dxa"/>
-              <w:left w:w="160" w:type="dxa"/>
-              <w:bottom w:w="140" w:type="dxa"/>
-              <w:right w:w="160" w:type="dxa"/>
-            </w:tcMar>
-          </w:tcPr>
-          <w:p>
-            <w:r>
-              <w:rPr>
-                <w:b/>
-                <w:bCs/>
-                <w:i/>
-                <w:iCs/>
-                <w:color w:val="4A6570"/>
-                <w:sz w:val="19"/>
-                <w:szCs w:val="19"/>
-              </w:rPr>
-              <w:t xml:space="preserve">📷 Captura sugerida: </w:t>
-            </w:r>
-            <w:r>
-              <w:rPr>
-                <w:i/>
-                <w:iCs/>
-                <w:color w:val="4A6570"/>
-                <w:sz w:val="19"/>
-                <w:szCs w:val="19"/>
-              </w:rPr>
-              <w:t>panel "Acciones de Turinza" completo, con las 3 tareas numeradas</w:t>
-            </w:r>
-          </w:p>
-        </w:tc>
-      </w:tr>
-    </w:tbl>
+        <w:t>L</w:t>
+      </w:r>
+      <w:r>
+        <w:rPr>
+          <w:color w:val="14313D"/>
+        </w:rPr>
+        <w:t>a pantalla de detalle está dividida en dos zonas claramente diferenciadas por color:</w:t>
+      </w:r>
+    </w:p>
     <w:p>
       <w:pPr>
         <w:spacing w:before="200" w:after="100"/>
@@ -8048,7 +7846,29 @@
           <w:sz w:val="23"/>
           <w:szCs w:val="23"/>
         </w:rPr>
-        <w:t>B. "Datos enviados por el cliente" (acordeón azul/neutro, debajo)</w:t>
+        <w:t xml:space="preserve">A. "Acciones de </w:t>
+      </w:r>
+      <w:proofErr w:type="spellStart"/>
+      <w:r>
+        <w:rPr>
+          <w:b/>
+          <w:bCs/>
+          <w:color w:val="14313D"/>
+          <w:sz w:val="23"/>
+          <w:szCs w:val="23"/>
+        </w:rPr>
+        <w:t>Turinza</w:t>
+      </w:r>
+      <w:proofErr w:type="spellEnd"/>
+      <w:r>
+        <w:rPr>
+          <w:b/>
+          <w:bCs/>
+          <w:color w:val="14313D"/>
+          <w:sz w:val="23"/>
+          <w:szCs w:val="23"/>
+        </w:rPr>
+        <w:t>" (panel rojo institucional, arriba de todo)</w:t>
       </w:r>
     </w:p>
     <w:p>
@@ -8059,84 +7879,12 @@
         <w:rPr>
           <w:color w:val="14313D"/>
         </w:rPr>
-        <w:t>Las 9 secciones que el cliente diligenció, en modo solo lectura, mostradas como un acordeón colapsable (las secciones 2 a 9 empiezan cerradas; solo "Datos generales" se abre automáticamente). Se hace clic en el encabezado de cada sección para expandirla o colapsarla.</w:t>
-      </w:r>
-    </w:p>
-    <w:tbl>
-      <w:tblPr>
-        <w:tblW w:w="5000" w:type="pct"/>
-        <w:tblBorders>
-          <w:top w:val="single" w:sz="4" w:space="0" w:color="auto"/>
-          <w:left w:val="single" w:sz="4" w:space="0" w:color="auto"/>
-          <w:bottom w:val="single" w:sz="4" w:space="0" w:color="auto"/>
-          <w:right w:val="single" w:sz="4" w:space="0" w:color="auto"/>
-          <w:insideH w:val="single" w:sz="4" w:space="0" w:color="auto"/>
-          <w:insideV w:val="single" w:sz="4" w:space="0" w:color="auto"/>
-        </w:tblBorders>
-        <w:tblCellMar>
-          <w:left w:w="10" w:type="dxa"/>
-          <w:right w:w="10" w:type="dxa"/>
-        </w:tblCellMar>
-        <w:tblLook w:val="0000" w:firstRow="0" w:lastRow="0" w:firstColumn="0" w:lastColumn="0" w:noHBand="0" w:noVBand="0"/>
-      </w:tblPr>
-      <w:tblGrid>
-        <w:gridCol w:w="9690"/>
-      </w:tblGrid>
-      <w:tr>
-        <w:tblPrEx>
-          <w:tblCellMar>
-            <w:top w:w="0" w:type="dxa"/>
-            <w:bottom w:w="0" w:type="dxa"/>
-          </w:tblCellMar>
-        </w:tblPrEx>
-        <w:tc>
-          <w:tcPr>
-            <w:tcW w:w="0" w:type="auto"/>
-            <w:tcBorders>
-              <w:top w:val="dashed" w:sz="6" w:space="0" w:color="9FB7BF"/>
-              <w:left w:val="dashed" w:sz="6" w:space="0" w:color="9FB7BF"/>
-              <w:bottom w:val="dashed" w:sz="6" w:space="0" w:color="9FB7BF"/>
-              <w:right w:val="dashed" w:sz="6" w:space="0" w:color="9FB7BF"/>
-            </w:tcBorders>
-            <w:shd w:val="solid" w:color="F4FBFD" w:fill="F4FBFD"/>
-            <w:tcMar>
-              <w:top w:w="140" w:type="dxa"/>
-              <w:left w:w="160" w:type="dxa"/>
-              <w:bottom w:w="140" w:type="dxa"/>
-              <w:right w:w="160" w:type="dxa"/>
-            </w:tcMar>
-          </w:tcPr>
-          <w:p>
-            <w:r>
-              <w:rPr>
-                <w:b/>
-                <w:bCs/>
-                <w:i/>
-                <w:iCs/>
-                <w:color w:val="4A6570"/>
-                <w:sz w:val="19"/>
-                <w:szCs w:val="19"/>
-              </w:rPr>
-              <w:t xml:space="preserve">📷 Captura sugerida: </w:t>
-            </w:r>
-            <w:r>
-              <w:rPr>
-                <w:i/>
-                <w:iCs/>
-                <w:color w:val="4A6570"/>
-                <w:sz w:val="19"/>
-                <w:szCs w:val="19"/>
-              </w:rPr>
-              <w:t>acordeón con la primera sección abierta y el resto colapsado, mostrando las flechas de expandir</w:t>
-            </w:r>
-          </w:p>
-        </w:tc>
-      </w:tr>
-    </w:tbl>
-    <w:p>
-      <w:pPr>
-        <w:pStyle w:val="Ttulo2"/>
-        <w:spacing w:before="280" w:after="140"/>
+        <w:t>Las 3 únicas cosas que el cliente no diligencia y le corresponden al administrador, numeradas:</w:t>
+      </w:r>
+    </w:p>
+    <w:p>
+      <w:pPr>
+        <w:spacing w:after="100" w:line="276" w:lineRule="auto"/>
       </w:pPr>
       <w:r>
         <w:rPr>
@@ -8144,6 +7892,297 @@
           <w:bCs/>
           <w:color w:val="00699A"/>
         </w:rPr>
+        <w:t xml:space="preserve">1. </w:t>
+      </w:r>
+      <w:r>
+        <w:rPr>
+          <w:color w:val="14313D"/>
+        </w:rPr>
+        <w:t>Nivel Cliente — selector (Nivel 1, Nivel 2, Nivel 3). Se guarda automáticamente al elegir una opción.</w:t>
+      </w:r>
+    </w:p>
+    <w:p>
+      <w:pPr>
+        <w:spacing w:after="100" w:line="276" w:lineRule="auto"/>
+      </w:pPr>
+      <w:r>
+        <w:rPr>
+          <w:b/>
+          <w:bCs/>
+          <w:color w:val="00699A"/>
+        </w:rPr>
+        <w:t xml:space="preserve">2. </w:t>
+      </w:r>
+      <w:r>
+        <w:rPr>
+          <w:color w:val="14313D"/>
+        </w:rPr>
+        <w:t xml:space="preserve">Contactos internos </w:t>
+      </w:r>
+      <w:proofErr w:type="spellStart"/>
+      <w:r>
+        <w:rPr>
+          <w:color w:val="14313D"/>
+        </w:rPr>
+        <w:t>Turinza</w:t>
+      </w:r>
+      <w:proofErr w:type="spellEnd"/>
+      <w:r>
+        <w:rPr>
+          <w:color w:val="14313D"/>
+        </w:rPr>
+        <w:t xml:space="preserve"> / Cuenta — la misma tabla de 4 áreas + escalonamiento que ve el cliente en su Sección 3, pero para los contactos internos de </w:t>
+      </w:r>
+      <w:proofErr w:type="spellStart"/>
+      <w:r>
+        <w:rPr>
+          <w:color w:val="14313D"/>
+        </w:rPr>
+        <w:t>Turinza</w:t>
+      </w:r>
+      <w:proofErr w:type="spellEnd"/>
+      <w:r>
+        <w:rPr>
+          <w:color w:val="14313D"/>
+        </w:rPr>
+        <w:t>. Se guarda con el botón "Guardar contactos internos".</w:t>
+      </w:r>
+    </w:p>
+    <w:p>
+      <w:pPr>
+        <w:spacing w:after="100" w:line="276" w:lineRule="auto"/>
+      </w:pPr>
+      <w:r>
+        <w:rPr>
+          <w:b/>
+          <w:bCs/>
+          <w:color w:val="00699A"/>
+        </w:rPr>
+        <w:t xml:space="preserve">3. </w:t>
+      </w:r>
+      <w:r>
+        <w:rPr>
+          <w:color w:val="14313D"/>
+        </w:rPr>
+        <w:t xml:space="preserve">Revisó / Aprobó </w:t>
+      </w:r>
+      <w:proofErr w:type="spellStart"/>
+      <w:r>
+        <w:rPr>
+          <w:color w:val="14313D"/>
+        </w:rPr>
+        <w:t>Turinza</w:t>
+      </w:r>
+      <w:proofErr w:type="spellEnd"/>
+      <w:r>
+        <w:rPr>
+          <w:color w:val="14313D"/>
+        </w:rPr>
+        <w:t xml:space="preserve"> — Nombre y Cargo de quien revisó y quien aprobó el SOP por parte de </w:t>
+      </w:r>
+      <w:proofErr w:type="spellStart"/>
+      <w:r>
+        <w:rPr>
+          <w:color w:val="14313D"/>
+        </w:rPr>
+        <w:t>Turinza</w:t>
+      </w:r>
+      <w:proofErr w:type="spellEnd"/>
+      <w:r>
+        <w:rPr>
+          <w:color w:val="14313D"/>
+        </w:rPr>
+        <w:t>. Cada uno tiene su propio botón "Guardar".</w:t>
+      </w:r>
+    </w:p>
+    <w:p>
+      <w:pPr>
+        <w:spacing w:after="160" w:line="276" w:lineRule="auto"/>
+        <w:rPr>
+          <w:color w:val="14313D"/>
+        </w:rPr>
+      </w:pPr>
+      <w:r>
+        <w:rPr>
+          <w:color w:val="14313D"/>
+        </w:rPr>
+        <w:t>Cada guardado muestra una confirmación ("Guardado") o un mensaje de error si falla.</w:t>
+      </w:r>
+    </w:p>
+    <w:p>
+      <w:pPr>
+        <w:spacing w:after="160" w:line="276" w:lineRule="auto"/>
+        <w:rPr>
+          <w:color w:val="14313D"/>
+        </w:rPr>
+      </w:pPr>
+      <w:r>
+        <w:rPr>
+          <w:color w:val="14313D"/>
+        </w:rPr>
+        <w:drawing>
+          <wp:inline distT="0" distB="0" distL="0" distR="0" wp14:anchorId="3E51D028" wp14:editId="69EA7777">
+            <wp:extent cx="6163310" cy="2787650"/>
+            <wp:effectExtent l="0" t="0" r="8890" b="0"/>
+            <wp:docPr id="997075358" name="Imagen 1"/>
+            <wp:cNvGraphicFramePr>
+              <a:graphicFrameLocks xmlns:a="http://schemas.openxmlformats.org/drawingml/2006/main" noChangeAspect="1"/>
+            </wp:cNvGraphicFramePr>
+            <a:graphic xmlns:a="http://schemas.openxmlformats.org/drawingml/2006/main">
+              <a:graphicData uri="http://schemas.openxmlformats.org/drawingml/2006/picture">
+                <pic:pic xmlns:pic="http://schemas.openxmlformats.org/drawingml/2006/picture">
+                  <pic:nvPicPr>
+                    <pic:cNvPr id="997075358" name=""/>
+                    <pic:cNvPicPr/>
+                  </pic:nvPicPr>
+                  <pic:blipFill>
+                    <a:blip r:embed="rId16"/>
+                    <a:stretch>
+                      <a:fillRect/>
+                    </a:stretch>
+                  </pic:blipFill>
+                  <pic:spPr>
+                    <a:xfrm>
+                      <a:off x="0" y="0"/>
+                      <a:ext cx="6163310" cy="2787650"/>
+                    </a:xfrm>
+                    <a:prstGeom prst="rect">
+                      <a:avLst/>
+                    </a:prstGeom>
+                  </pic:spPr>
+                </pic:pic>
+              </a:graphicData>
+            </a:graphic>
+          </wp:inline>
+        </w:drawing>
+      </w:r>
+    </w:p>
+    <w:p>
+      <w:pPr>
+        <w:rPr>
+          <w:color w:val="14313D"/>
+        </w:rPr>
+      </w:pPr>
+      <w:r>
+        <w:rPr>
+          <w:color w:val="14313D"/>
+        </w:rPr>
+        <w:br w:type="page"/>
+      </w:r>
+    </w:p>
+    <w:p>
+      <w:pPr>
+        <w:spacing w:after="160" w:line="276" w:lineRule="auto"/>
+        <w:rPr>
+          <w:color w:val="14313D"/>
+        </w:rPr>
+      </w:pPr>
+    </w:p>
+    <w:p>
+      <w:pPr>
+        <w:spacing w:after="160" w:line="276" w:lineRule="auto"/>
+      </w:pPr>
+      <w:r>
+        <w:rPr>
+          <w:b/>
+          <w:bCs/>
+          <w:color w:val="14313D"/>
+          <w:sz w:val="23"/>
+          <w:szCs w:val="23"/>
+        </w:rPr>
+        <w:t xml:space="preserve"> </w:t>
+      </w:r>
+      <w:r>
+        <w:rPr>
+          <w:b/>
+          <w:bCs/>
+          <w:color w:val="14313D"/>
+          <w:sz w:val="23"/>
+          <w:szCs w:val="23"/>
+        </w:rPr>
+        <w:t>B. "Datos enviados por el cliente" (acordeón azul/neutro, debajo)</w:t>
+      </w:r>
+    </w:p>
+    <w:p>
+      <w:pPr>
+        <w:spacing w:after="160" w:line="276" w:lineRule="auto"/>
+        <w:rPr>
+          <w:color w:val="14313D"/>
+        </w:rPr>
+      </w:pPr>
+      <w:r>
+        <w:rPr>
+          <w:color w:val="14313D"/>
+        </w:rPr>
+        <w:t>Las 9 secciones que el cliente diligenció, en modo solo lectura, mostradas como un acordeón colapsable (las secciones 2 a 9 empiezan cerradas; solo "Datos generales" se abre automáticamente). Se hace clic en el encabezado de cada sección para expandirla o colapsarla.</w:t>
+      </w:r>
+    </w:p>
+    <w:p>
+      <w:pPr>
+        <w:spacing w:after="160" w:line="276" w:lineRule="auto"/>
+        <w:rPr>
+          <w:color w:val="14313D"/>
+        </w:rPr>
+      </w:pPr>
+      <w:r>
+        <w:rPr>
+          <w:color w:val="14313D"/>
+        </w:rPr>
+        <w:drawing>
+          <wp:inline distT="0" distB="0" distL="0" distR="0" wp14:anchorId="7C8BD32B" wp14:editId="0955AF6B">
+            <wp:extent cx="6163310" cy="3117850"/>
+            <wp:effectExtent l="0" t="0" r="8890" b="6350"/>
+            <wp:docPr id="361278690" name="Imagen 1"/>
+            <wp:cNvGraphicFramePr>
+              <a:graphicFrameLocks xmlns:a="http://schemas.openxmlformats.org/drawingml/2006/main" noChangeAspect="1"/>
+            </wp:cNvGraphicFramePr>
+            <a:graphic xmlns:a="http://schemas.openxmlformats.org/drawingml/2006/main">
+              <a:graphicData uri="http://schemas.openxmlformats.org/drawingml/2006/picture">
+                <pic:pic xmlns:pic="http://schemas.openxmlformats.org/drawingml/2006/picture">
+                  <pic:nvPicPr>
+                    <pic:cNvPr id="361278690" name=""/>
+                    <pic:cNvPicPr/>
+                  </pic:nvPicPr>
+                  <pic:blipFill>
+                    <a:blip r:embed="rId17"/>
+                    <a:stretch>
+                      <a:fillRect/>
+                    </a:stretch>
+                  </pic:blipFill>
+                  <pic:spPr>
+                    <a:xfrm>
+                      <a:off x="0" y="0"/>
+                      <a:ext cx="6163310" cy="3117850"/>
+                    </a:xfrm>
+                    <a:prstGeom prst="rect">
+                      <a:avLst/>
+                    </a:prstGeom>
+                  </pic:spPr>
+                </pic:pic>
+              </a:graphicData>
+            </a:graphic>
+          </wp:inline>
+        </w:drawing>
+      </w:r>
+    </w:p>
+    <w:p>
+      <w:pPr>
+        <w:spacing w:after="160" w:line="276" w:lineRule="auto"/>
+      </w:pPr>
+      <w:r>
+        <w:rPr>
+          <w:b/>
+          <w:bCs/>
+          <w:color w:val="00699A"/>
+        </w:rPr>
+        <w:t xml:space="preserve"> </w:t>
+      </w:r>
+      <w:r>
+        <w:rPr>
+          <w:b/>
+          <w:bCs/>
+          <w:color w:val="00699A"/>
+        </w:rPr>
         <w:t>3.4 Editar los datos que el cliente diligenció</w:t>
       </w:r>
     </w:p>
@@ -8155,7 +8194,27 @@
         <w:rPr>
           <w:color w:val="14313D"/>
         </w:rPr>
-        <w:t>En la parte superior del detalle hay un botón "Editar datos del cliente" que abre /dashboard/[id]/editar: el mismo formulario de 9 pasos que usa el cliente (idénticas validaciones y listas desplegables), pero precargado con los datos ya guardados, para que el administrador pueda corregir errores de digitación, actualizar información desactualizada, etc.</w:t>
+        <w:t>E</w:t>
+      </w:r>
+      <w:r>
+        <w:rPr>
+          <w:color w:val="14313D"/>
+        </w:rPr>
+        <w:t>n la parte superior del detalle hay un botón "Editar datos del cliente" que abre /</w:t>
+      </w:r>
+      <w:proofErr w:type="spellStart"/>
+      <w:r>
+        <w:rPr>
+          <w:color w:val="14313D"/>
+        </w:rPr>
+        <w:t>dashboard</w:t>
+      </w:r>
+      <w:proofErr w:type="spellEnd"/>
+      <w:r>
+        <w:rPr>
+          <w:color w:val="14313D"/>
+        </w:rPr>
+        <w:t>/[id]/editar: el mismo formulario de 9 pasos que usa el cliente (idénticas validaciones y listas desplegables), pero precargado con los datos ya guardados, para que el administrador pueda corregir errores de digitación, actualizar información desactualizada, etc.</w:t>
       </w:r>
     </w:p>
     <w:p>
@@ -8198,12 +8257,28 @@
           <w:numId w:val="1"/>
         </w:numPr>
         <w:spacing w:after="100" w:line="276" w:lineRule="auto"/>
+        <w:rPr>
+          <w:color w:val="14313D"/>
+        </w:rPr>
       </w:pPr>
       <w:r>
         <w:rPr>
           <w:color w:val="14313D"/>
         </w:rPr>
         <w:t>En el último paso, el botón "Guardar cambios" reemplaza los datos del cliente en el registro y devuelve al detalle del SOP.</w:t>
+      </w:r>
+    </w:p>
+    <w:p>
+      <w:pPr>
+        <w:rPr>
+          <w:color w:val="14313D"/>
+        </w:rPr>
+      </w:pPr>
+      <w:r>
+        <w:rPr>
+          <w:color w:val="14313D"/>
+        </w:rPr>
+        <w:br w:type="page"/>
       </w:r>
     </w:p>
     <w:p>
@@ -8219,91 +8294,108 @@
         <w:rPr>
           <w:color w:val="14313D"/>
         </w:rPr>
-        <w:t>Esta pantalla no incluye los 3 campos de "Acciones de Turinza" (Nivel Cliente, Contactos internos, Revisó/Aprobó Turinza) — esos se editan desde el panel principal del detalle (sección 3.3.A), no desde aquí.</w:t>
-      </w:r>
-    </w:p>
-    <w:tbl>
-      <w:tblPr>
-        <w:tblW w:w="5000" w:type="pct"/>
-        <w:tblBorders>
-          <w:top w:val="single" w:sz="4" w:space="0" w:color="auto"/>
-          <w:left w:val="single" w:sz="4" w:space="0" w:color="auto"/>
-          <w:bottom w:val="single" w:sz="4" w:space="0" w:color="auto"/>
-          <w:right w:val="single" w:sz="4" w:space="0" w:color="auto"/>
-          <w:insideH w:val="single" w:sz="4" w:space="0" w:color="auto"/>
-          <w:insideV w:val="single" w:sz="4" w:space="0" w:color="auto"/>
-        </w:tblBorders>
-        <w:tblCellMar>
-          <w:left w:w="10" w:type="dxa"/>
-          <w:right w:w="10" w:type="dxa"/>
-        </w:tblCellMar>
-        <w:tblLook w:val="0000" w:firstRow="0" w:lastRow="0" w:firstColumn="0" w:lastColumn="0" w:noHBand="0" w:noVBand="0"/>
-      </w:tblPr>
-      <w:tblGrid>
-        <w:gridCol w:w="9690"/>
-      </w:tblGrid>
-      <w:tr>
-        <w:tblPrEx>
-          <w:tblCellMar>
-            <w:top w:w="0" w:type="dxa"/>
-            <w:bottom w:w="0" w:type="dxa"/>
-          </w:tblCellMar>
-        </w:tblPrEx>
-        <w:tc>
-          <w:tcPr>
-            <w:tcW w:w="0" w:type="auto"/>
-            <w:tcBorders>
-              <w:top w:val="dashed" w:sz="6" w:space="0" w:color="9FB7BF"/>
-              <w:left w:val="dashed" w:sz="6" w:space="0" w:color="9FB7BF"/>
-              <w:bottom w:val="dashed" w:sz="6" w:space="0" w:color="9FB7BF"/>
-              <w:right w:val="dashed" w:sz="6" w:space="0" w:color="9FB7BF"/>
-            </w:tcBorders>
-            <w:shd w:val="solid" w:color="F4FBFD" w:fill="F4FBFD"/>
-            <w:tcMar>
-              <w:top w:w="140" w:type="dxa"/>
-              <w:left w:w="160" w:type="dxa"/>
-              <w:bottom w:w="140" w:type="dxa"/>
-              <w:right w:w="160" w:type="dxa"/>
-            </w:tcMar>
-          </w:tcPr>
-          <w:p>
-            <w:r>
-              <w:rPr>
-                <w:b/>
-                <w:bCs/>
-                <w:i/>
-                <w:iCs/>
-                <w:color w:val="4A6570"/>
-                <w:sz w:val="19"/>
-                <w:szCs w:val="19"/>
-              </w:rPr>
-              <w:t xml:space="preserve">📷 Captura sugerida: </w:t>
-            </w:r>
-            <w:r>
-              <w:rPr>
-                <w:i/>
-                <w:iCs/>
-                <w:color w:val="4A6570"/>
-                <w:sz w:val="19"/>
-                <w:szCs w:val="19"/>
-              </w:rPr>
-              <w:t>pantalla de edición con el botón "Guardar cambios" en el último paso</w:t>
-            </w:r>
-          </w:p>
-        </w:tc>
-      </w:tr>
-    </w:tbl>
+        <w:lastRenderedPageBreak/>
+        <w:t>E</w:t>
+      </w:r>
+      <w:r>
+        <w:rPr>
+          <w:color w:val="14313D"/>
+        </w:rPr>
+        <w:t xml:space="preserve">sta pantalla no incluye los 3 campos de "Acciones de </w:t>
+      </w:r>
+      <w:proofErr w:type="spellStart"/>
+      <w:r>
+        <w:rPr>
+          <w:color w:val="14313D"/>
+        </w:rPr>
+        <w:t>Turinza</w:t>
+      </w:r>
+      <w:proofErr w:type="spellEnd"/>
+      <w:r>
+        <w:rPr>
+          <w:color w:val="14313D"/>
+        </w:rPr>
+        <w:t xml:space="preserve">" (Nivel Cliente, Contactos internos, Revisó/Aprobó </w:t>
+      </w:r>
+      <w:proofErr w:type="spellStart"/>
+      <w:r>
+        <w:rPr>
+          <w:color w:val="14313D"/>
+        </w:rPr>
+        <w:t>Turinza</w:t>
+      </w:r>
+      <w:proofErr w:type="spellEnd"/>
+      <w:r>
+        <w:rPr>
+          <w:color w:val="14313D"/>
+        </w:rPr>
+        <w:t>) — esos se editan desde el panel principal del detalle (sección 3.3.A), no desde aquí.</w:t>
+      </w:r>
+    </w:p>
     <w:p>
       <w:pPr>
         <w:pStyle w:val="Ttulo2"/>
         <w:spacing w:before="280" w:after="140"/>
-      </w:pPr>
-      <w:r>
         <w:rPr>
           <w:b/>
           <w:bCs/>
           <w:color w:val="00699A"/>
         </w:rPr>
+      </w:pPr>
+      <w:r>
+        <w:rPr>
+          <w:b/>
+          <w:bCs/>
+          <w:color w:val="00699A"/>
+        </w:rPr>
+        <w:drawing>
+          <wp:inline distT="0" distB="0" distL="0" distR="0" wp14:anchorId="0E654042" wp14:editId="6CDDAF8B">
+            <wp:extent cx="6163310" cy="2890520"/>
+            <wp:effectExtent l="0" t="0" r="8890" b="5080"/>
+            <wp:docPr id="1290808198" name="Imagen 1"/>
+            <wp:cNvGraphicFramePr>
+              <a:graphicFrameLocks xmlns:a="http://schemas.openxmlformats.org/drawingml/2006/main" noChangeAspect="1"/>
+            </wp:cNvGraphicFramePr>
+            <a:graphic xmlns:a="http://schemas.openxmlformats.org/drawingml/2006/main">
+              <a:graphicData uri="http://schemas.openxmlformats.org/drawingml/2006/picture">
+                <pic:pic xmlns:pic="http://schemas.openxmlformats.org/drawingml/2006/picture">
+                  <pic:nvPicPr>
+                    <pic:cNvPr id="1290808198" name=""/>
+                    <pic:cNvPicPr/>
+                  </pic:nvPicPr>
+                  <pic:blipFill>
+                    <a:blip r:embed="rId18"/>
+                    <a:stretch>
+                      <a:fillRect/>
+                    </a:stretch>
+                  </pic:blipFill>
+                  <pic:spPr>
+                    <a:xfrm>
+                      <a:off x="0" y="0"/>
+                      <a:ext cx="6163310" cy="2890520"/>
+                    </a:xfrm>
+                    <a:prstGeom prst="rect">
+                      <a:avLst/>
+                    </a:prstGeom>
+                  </pic:spPr>
+                </pic:pic>
+              </a:graphicData>
+            </a:graphic>
+          </wp:inline>
+        </w:drawing>
+      </w:r>
+    </w:p>
+    <w:p>
+      <w:pPr>
+        <w:pStyle w:val="Ttulo2"/>
+        <w:spacing w:before="280" w:after="140"/>
+      </w:pPr>
+      <w:r>
+        <w:rPr>
+          <w:b/>
+          <w:bCs/>
+          <w:color w:val="00699A"/>
+        </w:rPr>
         <w:t>3.5 Descargar el Excel desde el panel</w:t>
       </w:r>
     </w:p>
@@ -8315,7 +8407,49 @@
         <w:rPr>
           <w:color w:val="14313D"/>
         </w:rPr>
-        <w:t>En la parte superior del detalle hay un botón "Descargar Excel" que genera y descarga, en cualquier momento, la copia en el formato oficial de Turinza con los datos actuales del SOP (incluye lo que el cliente envió y lo que Turinza ya haya diligenciado en "Acciones de Turinza").</w:t>
+        <w:t xml:space="preserve">En la parte superior del detalle hay un botón "Descargar Excel" que genera y descarga, en cualquier momento, la copia en el formato oficial de </w:t>
+      </w:r>
+      <w:proofErr w:type="spellStart"/>
+      <w:r>
+        <w:rPr>
+          <w:color w:val="14313D"/>
+        </w:rPr>
+        <w:t>Turinza</w:t>
+      </w:r>
+      <w:proofErr w:type="spellEnd"/>
+      <w:r>
+        <w:rPr>
+          <w:color w:val="14313D"/>
+        </w:rPr>
+        <w:t xml:space="preserve"> con los datos actuales del SOP (incluye lo que el cliente envió y lo que </w:t>
+      </w:r>
+      <w:proofErr w:type="spellStart"/>
+      <w:r>
+        <w:rPr>
+          <w:color w:val="14313D"/>
+        </w:rPr>
+        <w:t>Turinza</w:t>
+      </w:r>
+      <w:proofErr w:type="spellEnd"/>
+      <w:r>
+        <w:rPr>
+          <w:color w:val="14313D"/>
+        </w:rPr>
+        <w:t xml:space="preserve"> ya haya diligenciado en "Acciones de </w:t>
+      </w:r>
+      <w:proofErr w:type="spellStart"/>
+      <w:r>
+        <w:rPr>
+          <w:color w:val="14313D"/>
+        </w:rPr>
+        <w:t>Turinza</w:t>
+      </w:r>
+      <w:proofErr w:type="spellEnd"/>
+      <w:r>
+        <w:rPr>
+          <w:color w:val="14313D"/>
+        </w:rPr>
+        <w:t>").</w:t>
       </w:r>
     </w:p>
     <w:p>
@@ -8364,12 +8498,6 @@
         <w:gridCol w:w="9671"/>
       </w:tblGrid>
       <w:tr>
-        <w:tblPrEx>
-          <w:tblCellMar>
-            <w:top w:w="0" w:type="dxa"/>
-            <w:bottom w:w="0" w:type="dxa"/>
-          </w:tblCellMar>
-        </w:tblPrEx>
         <w:tc>
           <w:tcPr>
             <w:tcW w:w="0" w:type="auto"/>
@@ -8397,7 +8525,15 @@
                 <w:bCs/>
                 <w:color w:val="C32855"/>
               </w:rPr>
-              <w:t>⚠ Eliminar un SOP es irreversible</w:t>
+              <w:t>⚠</w:t>
+            </w:r>
+            <w:r>
+              <w:rPr>
+                <w:b/>
+                <w:bCs/>
+                <w:color w:val="C32855"/>
+              </w:rPr>
+              <w:t xml:space="preserve"> Eliminar un SOP es irreversible</w:t>
             </w:r>
           </w:p>
           <w:p>
@@ -8410,7 +8546,6 @@
                 <w:sz w:val="20"/>
                 <w:szCs w:val="20"/>
               </w:rPr>
-              <w:lastRenderedPageBreak/>
               <w:t>Borra tanto el registro guardado como su entrada en el listado. No hay una papelera ni forma de recuperarlo desde el panel.</w:t>
             </w:r>
           </w:p>
@@ -8432,7 +8567,6 @@
     </w:tbl>
     <w:p>
       <w:r>
-        <w:lastRenderedPageBreak/>
         <w:br w:type="page"/>
       </w:r>
     </w:p>
@@ -8467,7 +8601,21 @@
         <w:rPr>
           <w:color w:val="14313D"/>
         </w:rPr>
-        <w:t>"Backus" es el nombre del campo de contacto de respaldo tal como aparece en el formato Excel original de Turinza (columna I/J de la Matriz de Contactos); se mantiene ese nombre en el sistema digital para que coincida con el documento físico.</w:t>
+        <w:t xml:space="preserve">"Backus" es el nombre del campo de contacto de respaldo tal como aparece en el formato Excel original de </w:t>
+      </w:r>
+      <w:proofErr w:type="spellStart"/>
+      <w:r>
+        <w:rPr>
+          <w:color w:val="14313D"/>
+        </w:rPr>
+        <w:t>Turinza</w:t>
+      </w:r>
+      <w:proofErr w:type="spellEnd"/>
+      <w:r>
+        <w:rPr>
+          <w:color w:val="14313D"/>
+        </w:rPr>
+        <w:t xml:space="preserve"> (columna I/J de la Matriz de Contactos); se mantiene ese nombre en el sistema digital para que coincida con el documento físico.</w:t>
       </w:r>
     </w:p>
     <w:p>
@@ -8531,12 +8679,26 @@
         <w:rPr>
           <w:color w:val="14313D"/>
         </w:rPr>
-        <w:t>El panel interno permite editar (sección 3.4) y eliminar (sección 3.6) los SOP recibidos, además de los 3 campos de "Acciones de Turinza" — el ciclo completo de creación, lectura, edición y eliminación queda cubierto desde el panel, sin necesidad de tocar el repositorio de datos directamente.</w:t>
+        <w:t xml:space="preserve">El panel interno permite editar (sección 3.4) y eliminar (sección 3.6) los SOP recibidos, además de los 3 campos de "Acciones de </w:t>
+      </w:r>
+      <w:proofErr w:type="spellStart"/>
+      <w:r>
+        <w:rPr>
+          <w:color w:val="14313D"/>
+        </w:rPr>
+        <w:t>Turinza</w:t>
+      </w:r>
+      <w:proofErr w:type="spellEnd"/>
+      <w:r>
+        <w:rPr>
+          <w:color w:val="14313D"/>
+        </w:rPr>
+        <w:t>" — el ciclo completo de creación, lectura, edición y eliminación queda cubierto desde el panel, sin necesidad de tocar el repositorio de datos directamente.</w:t>
       </w:r>
     </w:p>
     <w:sectPr>
-      <w:headerReference w:type="default" r:id="rId13"/>
-      <w:footerReference w:type="default" r:id="rId14"/>
+      <w:headerReference w:type="default" r:id="rId19"/>
+      <w:footerReference w:type="default" r:id="rId20"/>
       <w:pgSz w:w="11906" w:h="16838"/>
       <w:pgMar w:top="900" w:right="1100" w:bottom="900" w:left="1100" w:header="708" w:footer="708" w:gutter="0"/>
       <w:cols w:space="720"/>
@@ -8709,8 +8871,20 @@
         <w:sz w:val="16"/>
         <w:szCs w:val="16"/>
       </w:rPr>
-      <w:t>Manual de Usuario — SOP Digital Turinza</w:t>
+      <w:t xml:space="preserve">Manual de Usuario — SOP Digital </w:t>
     </w:r>
+    <w:proofErr w:type="spellStart"/>
+    <w:r>
+      <w:rPr>
+        <w:i/>
+        <w:iCs/>
+        <w:color w:val="4A6570"/>
+        <w:sz w:val="16"/>
+        <w:szCs w:val="16"/>
+      </w:rPr>
+      <w:t>Turinza</w:t>
+    </w:r>
+    <w:proofErr w:type="spellEnd"/>
   </w:p>
 </w:hdr>
 </file>
